--- a/BPD/Звіти/BPD_01.docx
+++ b/BPD/Звіти/BPD_01.docx
@@ -348,27 +348,7 @@
           <w:szCs w:val="28"/>
           <w:lang w:val="uk-UA"/>
         </w:rPr>
-        <w:t xml:space="preserve">Створення генератора </w:t>
-      </w:r>
-      <w:proofErr w:type="spellStart"/>
-      <w:r>
-        <w:rPr>
-          <w:i/>
-          <w:sz w:val="28"/>
-          <w:szCs w:val="28"/>
-          <w:lang w:val="uk-UA"/>
-        </w:rPr>
-        <w:t>псведовипадкових</w:t>
-      </w:r>
-      <w:proofErr w:type="spellEnd"/>
-      <w:r>
-        <w:rPr>
-          <w:i/>
-          <w:sz w:val="28"/>
-          <w:szCs w:val="28"/>
-          <w:lang w:val="uk-UA"/>
-        </w:rPr>
-        <w:t xml:space="preserve"> чисел</w:t>
+        <w:t>Створення генератора псведовипадкових чисел</w:t>
       </w:r>
       <w:r>
         <w:rPr>
@@ -500,23 +480,13 @@
           <w:lang w:val="uk-UA"/>
         </w:rPr>
       </w:pPr>
-      <w:proofErr w:type="spellStart"/>
-      <w:r>
-        <w:rPr>
-          <w:sz w:val="28"/>
-          <w:szCs w:val="28"/>
-          <w:lang w:val="uk-UA"/>
-        </w:rPr>
-        <w:t>Сенів</w:t>
-      </w:r>
-      <w:proofErr w:type="spellEnd"/>
-      <w:r>
-        <w:rPr>
-          <w:sz w:val="28"/>
-          <w:szCs w:val="28"/>
-          <w:lang w:val="uk-UA"/>
-        </w:rPr>
-        <w:t xml:space="preserve"> </w:t>
+      <w:r>
+        <w:rPr>
+          <w:sz w:val="28"/>
+          <w:szCs w:val="28"/>
+          <w:lang w:val="uk-UA"/>
+        </w:rPr>
+        <w:t xml:space="preserve">Сенів </w:t>
       </w:r>
       <w:r>
         <w:rPr>
@@ -690,7 +660,7 @@
           <w:szCs w:val="28"/>
           <w:lang w:val="uk-UA"/>
         </w:rPr>
-        <w:t>ла</w:t>
+        <w:t>в</w:t>
       </w:r>
       <w:r>
         <w:rPr>
@@ -713,7 +683,6 @@
           <w:lang w:val="uk-UA"/>
         </w:rPr>
       </w:pPr>
-      <w:proofErr w:type="spellStart"/>
       <w:r>
         <w:rPr>
           <w:sz w:val="28"/>
@@ -722,7 +691,6 @@
         </w:rPr>
         <w:t>асист</w:t>
       </w:r>
-      <w:proofErr w:type="spellEnd"/>
       <w:r>
         <w:rPr>
           <w:sz w:val="28"/>
@@ -751,7 +719,6 @@
           <w:lang w:val="uk-UA"/>
         </w:rPr>
       </w:pPr>
-      <w:proofErr w:type="spellStart"/>
       <w:r>
         <w:rPr>
           <w:sz w:val="28"/>
@@ -759,7 +726,6 @@
         </w:rPr>
         <w:t>Рабійчук</w:t>
       </w:r>
-      <w:proofErr w:type="spellEnd"/>
       <w:r>
         <w:rPr>
           <w:b/>
@@ -1139,9 +1105,8 @@
           <w:sz w:val="28"/>
           <w:szCs w:val="28"/>
         </w:rPr>
-        <w:t xml:space="preserve">В </w:t>
-      </w:r>
-      <w:proofErr w:type="spellStart"/>
+        <w:t>В сучасній інформатиці випадкові числа використовуються в моделюванні (</w:t>
+      </w:r>
       <w:r>
         <w:rPr>
           <w:iCs/>
@@ -1149,9 +1114,8 @@
           <w:sz w:val="28"/>
           <w:szCs w:val="28"/>
         </w:rPr>
-        <w:t>сучасній</w:t>
-      </w:r>
-      <w:proofErr w:type="spellEnd"/>
+        <w:t xml:space="preserve">метод Монте-Карло), криптографії, статистиці тощо. Ключовими вимогами до них є випадковість і непередбачуваність. Хоча фізичні джерела випадковості (радіоактивне випромінювання, шум тощо) можуть забезпечити справжню випадковість, на практиці переважає використання псевдовипадкових чисел, які генеруються </w:t>
+      </w:r>
       <w:r>
         <w:rPr>
           <w:iCs/>
@@ -1159,687 +1123,7 @@
           <w:sz w:val="28"/>
           <w:szCs w:val="28"/>
         </w:rPr>
-        <w:t xml:space="preserve"> </w:t>
-      </w:r>
-      <w:proofErr w:type="spellStart"/>
-      <w:r>
-        <w:rPr>
-          <w:iCs/>
-          <w:color w:val="000000"/>
-          <w:sz w:val="28"/>
-          <w:szCs w:val="28"/>
-        </w:rPr>
-        <w:t>інформатиці</w:t>
-      </w:r>
-      <w:proofErr w:type="spellEnd"/>
-      <w:r>
-        <w:rPr>
-          <w:iCs/>
-          <w:color w:val="000000"/>
-          <w:sz w:val="28"/>
-          <w:szCs w:val="28"/>
-        </w:rPr>
-        <w:t xml:space="preserve"> </w:t>
-      </w:r>
-      <w:proofErr w:type="spellStart"/>
-      <w:r>
-        <w:rPr>
-          <w:iCs/>
-          <w:color w:val="000000"/>
-          <w:sz w:val="28"/>
-          <w:szCs w:val="28"/>
-        </w:rPr>
-        <w:t>випадкові</w:t>
-      </w:r>
-      <w:proofErr w:type="spellEnd"/>
-      <w:r>
-        <w:rPr>
-          <w:iCs/>
-          <w:color w:val="000000"/>
-          <w:sz w:val="28"/>
-          <w:szCs w:val="28"/>
-        </w:rPr>
-        <w:t xml:space="preserve"> </w:t>
-      </w:r>
-      <w:proofErr w:type="spellStart"/>
-      <w:r>
-        <w:rPr>
-          <w:iCs/>
-          <w:color w:val="000000"/>
-          <w:sz w:val="28"/>
-          <w:szCs w:val="28"/>
-        </w:rPr>
-        <w:t>числа</w:t>
-      </w:r>
-      <w:proofErr w:type="spellEnd"/>
-      <w:r>
-        <w:rPr>
-          <w:iCs/>
-          <w:color w:val="000000"/>
-          <w:sz w:val="28"/>
-          <w:szCs w:val="28"/>
-        </w:rPr>
-        <w:t xml:space="preserve"> </w:t>
-      </w:r>
-      <w:proofErr w:type="spellStart"/>
-      <w:r>
-        <w:rPr>
-          <w:iCs/>
-          <w:color w:val="000000"/>
-          <w:sz w:val="28"/>
-          <w:szCs w:val="28"/>
-        </w:rPr>
-        <w:t>використовуються</w:t>
-      </w:r>
-      <w:proofErr w:type="spellEnd"/>
-      <w:r>
-        <w:rPr>
-          <w:iCs/>
-          <w:color w:val="000000"/>
-          <w:sz w:val="28"/>
-          <w:szCs w:val="28"/>
-        </w:rPr>
-        <w:t xml:space="preserve"> в </w:t>
-      </w:r>
-      <w:proofErr w:type="spellStart"/>
-      <w:r>
-        <w:rPr>
-          <w:iCs/>
-          <w:color w:val="000000"/>
-          <w:sz w:val="28"/>
-          <w:szCs w:val="28"/>
-        </w:rPr>
-        <w:t>моделюванні</w:t>
-      </w:r>
-      <w:proofErr w:type="spellEnd"/>
-      <w:r>
-        <w:rPr>
-          <w:iCs/>
-          <w:color w:val="000000"/>
-          <w:sz w:val="28"/>
-          <w:szCs w:val="28"/>
-        </w:rPr>
-        <w:t xml:space="preserve"> (</w:t>
-      </w:r>
-      <w:proofErr w:type="spellStart"/>
-      <w:r>
-        <w:rPr>
-          <w:iCs/>
-          <w:color w:val="000000"/>
-          <w:sz w:val="28"/>
-          <w:szCs w:val="28"/>
-        </w:rPr>
-        <w:t>метод</w:t>
-      </w:r>
-      <w:proofErr w:type="spellEnd"/>
-      <w:r>
-        <w:rPr>
-          <w:iCs/>
-          <w:color w:val="000000"/>
-          <w:sz w:val="28"/>
-          <w:szCs w:val="28"/>
-        </w:rPr>
-        <w:t xml:space="preserve"> </w:t>
-      </w:r>
-      <w:proofErr w:type="spellStart"/>
-      <w:r>
-        <w:rPr>
-          <w:iCs/>
-          <w:color w:val="000000"/>
-          <w:sz w:val="28"/>
-          <w:szCs w:val="28"/>
-        </w:rPr>
-        <w:t>Монте-Карло</w:t>
-      </w:r>
-      <w:proofErr w:type="spellEnd"/>
-      <w:r>
-        <w:rPr>
-          <w:iCs/>
-          <w:color w:val="000000"/>
-          <w:sz w:val="28"/>
-          <w:szCs w:val="28"/>
-        </w:rPr>
-        <w:t xml:space="preserve">), </w:t>
-      </w:r>
-      <w:proofErr w:type="spellStart"/>
-      <w:r>
-        <w:rPr>
-          <w:iCs/>
-          <w:color w:val="000000"/>
-          <w:sz w:val="28"/>
-          <w:szCs w:val="28"/>
-        </w:rPr>
-        <w:t>криптографії</w:t>
-      </w:r>
-      <w:proofErr w:type="spellEnd"/>
-      <w:r>
-        <w:rPr>
-          <w:iCs/>
-          <w:color w:val="000000"/>
-          <w:sz w:val="28"/>
-          <w:szCs w:val="28"/>
-        </w:rPr>
-        <w:t xml:space="preserve">, </w:t>
-      </w:r>
-      <w:proofErr w:type="spellStart"/>
-      <w:r>
-        <w:rPr>
-          <w:iCs/>
-          <w:color w:val="000000"/>
-          <w:sz w:val="28"/>
-          <w:szCs w:val="28"/>
-        </w:rPr>
-        <w:t>статистиці</w:t>
-      </w:r>
-      <w:proofErr w:type="spellEnd"/>
-      <w:r>
-        <w:rPr>
-          <w:iCs/>
-          <w:color w:val="000000"/>
-          <w:sz w:val="28"/>
-          <w:szCs w:val="28"/>
-        </w:rPr>
-        <w:t xml:space="preserve"> </w:t>
-      </w:r>
-      <w:proofErr w:type="spellStart"/>
-      <w:r>
-        <w:rPr>
-          <w:iCs/>
-          <w:color w:val="000000"/>
-          <w:sz w:val="28"/>
-          <w:szCs w:val="28"/>
-        </w:rPr>
-        <w:t>тощо</w:t>
-      </w:r>
-      <w:proofErr w:type="spellEnd"/>
-      <w:r>
-        <w:rPr>
-          <w:iCs/>
-          <w:color w:val="000000"/>
-          <w:sz w:val="28"/>
-          <w:szCs w:val="28"/>
-        </w:rPr>
-        <w:t xml:space="preserve">. </w:t>
-      </w:r>
-      <w:proofErr w:type="spellStart"/>
-      <w:r>
-        <w:rPr>
-          <w:iCs/>
-          <w:color w:val="000000"/>
-          <w:sz w:val="28"/>
-          <w:szCs w:val="28"/>
-        </w:rPr>
-        <w:t>Ключовими</w:t>
-      </w:r>
-      <w:proofErr w:type="spellEnd"/>
-      <w:r>
-        <w:rPr>
-          <w:iCs/>
-          <w:color w:val="000000"/>
-          <w:sz w:val="28"/>
-          <w:szCs w:val="28"/>
-        </w:rPr>
-        <w:t xml:space="preserve"> </w:t>
-      </w:r>
-      <w:proofErr w:type="spellStart"/>
-      <w:r>
-        <w:rPr>
-          <w:iCs/>
-          <w:color w:val="000000"/>
-          <w:sz w:val="28"/>
-          <w:szCs w:val="28"/>
-        </w:rPr>
-        <w:t>вимогами</w:t>
-      </w:r>
-      <w:proofErr w:type="spellEnd"/>
-      <w:r>
-        <w:rPr>
-          <w:iCs/>
-          <w:color w:val="000000"/>
-          <w:sz w:val="28"/>
-          <w:szCs w:val="28"/>
-        </w:rPr>
-        <w:t xml:space="preserve"> до </w:t>
-      </w:r>
-      <w:proofErr w:type="spellStart"/>
-      <w:r>
-        <w:rPr>
-          <w:iCs/>
-          <w:color w:val="000000"/>
-          <w:sz w:val="28"/>
-          <w:szCs w:val="28"/>
-        </w:rPr>
-        <w:t>них</w:t>
-      </w:r>
-      <w:proofErr w:type="spellEnd"/>
-      <w:r>
-        <w:rPr>
-          <w:iCs/>
-          <w:color w:val="000000"/>
-          <w:sz w:val="28"/>
-          <w:szCs w:val="28"/>
-        </w:rPr>
-        <w:t xml:space="preserve"> є </w:t>
-      </w:r>
-      <w:proofErr w:type="spellStart"/>
-      <w:r>
-        <w:rPr>
-          <w:iCs/>
-          <w:color w:val="000000"/>
-          <w:sz w:val="28"/>
-          <w:szCs w:val="28"/>
-        </w:rPr>
-        <w:t>випадковість</w:t>
-      </w:r>
-      <w:proofErr w:type="spellEnd"/>
-      <w:r>
-        <w:rPr>
-          <w:iCs/>
-          <w:color w:val="000000"/>
-          <w:sz w:val="28"/>
-          <w:szCs w:val="28"/>
-        </w:rPr>
-        <w:t xml:space="preserve"> і </w:t>
-      </w:r>
-      <w:proofErr w:type="spellStart"/>
-      <w:r>
-        <w:rPr>
-          <w:iCs/>
-          <w:color w:val="000000"/>
-          <w:sz w:val="28"/>
-          <w:szCs w:val="28"/>
-        </w:rPr>
-        <w:t>непередбачуваність</w:t>
-      </w:r>
-      <w:proofErr w:type="spellEnd"/>
-      <w:r>
-        <w:rPr>
-          <w:iCs/>
-          <w:color w:val="000000"/>
-          <w:sz w:val="28"/>
-          <w:szCs w:val="28"/>
-        </w:rPr>
-        <w:t xml:space="preserve">. </w:t>
-      </w:r>
-      <w:proofErr w:type="spellStart"/>
-      <w:r>
-        <w:rPr>
-          <w:iCs/>
-          <w:color w:val="000000"/>
-          <w:sz w:val="28"/>
-          <w:szCs w:val="28"/>
-        </w:rPr>
-        <w:t>Хоча</w:t>
-      </w:r>
-      <w:proofErr w:type="spellEnd"/>
-      <w:r>
-        <w:rPr>
-          <w:iCs/>
-          <w:color w:val="000000"/>
-          <w:sz w:val="28"/>
-          <w:szCs w:val="28"/>
-        </w:rPr>
-        <w:t xml:space="preserve"> </w:t>
-      </w:r>
-      <w:proofErr w:type="spellStart"/>
-      <w:r>
-        <w:rPr>
-          <w:iCs/>
-          <w:color w:val="000000"/>
-          <w:sz w:val="28"/>
-          <w:szCs w:val="28"/>
-        </w:rPr>
-        <w:t>фізичні</w:t>
-      </w:r>
-      <w:proofErr w:type="spellEnd"/>
-      <w:r>
-        <w:rPr>
-          <w:iCs/>
-          <w:color w:val="000000"/>
-          <w:sz w:val="28"/>
-          <w:szCs w:val="28"/>
-        </w:rPr>
-        <w:t xml:space="preserve"> </w:t>
-      </w:r>
-      <w:proofErr w:type="spellStart"/>
-      <w:r>
-        <w:rPr>
-          <w:iCs/>
-          <w:color w:val="000000"/>
-          <w:sz w:val="28"/>
-          <w:szCs w:val="28"/>
-        </w:rPr>
-        <w:t>джерела</w:t>
-      </w:r>
-      <w:proofErr w:type="spellEnd"/>
-      <w:r>
-        <w:rPr>
-          <w:iCs/>
-          <w:color w:val="000000"/>
-          <w:sz w:val="28"/>
-          <w:szCs w:val="28"/>
-        </w:rPr>
-        <w:t xml:space="preserve"> </w:t>
-      </w:r>
-      <w:proofErr w:type="spellStart"/>
-      <w:r>
-        <w:rPr>
-          <w:iCs/>
-          <w:color w:val="000000"/>
-          <w:sz w:val="28"/>
-          <w:szCs w:val="28"/>
-        </w:rPr>
-        <w:t>випадковості</w:t>
-      </w:r>
-      <w:proofErr w:type="spellEnd"/>
-      <w:r>
-        <w:rPr>
-          <w:iCs/>
-          <w:color w:val="000000"/>
-          <w:sz w:val="28"/>
-          <w:szCs w:val="28"/>
-        </w:rPr>
-        <w:t xml:space="preserve"> (</w:t>
-      </w:r>
-      <w:proofErr w:type="spellStart"/>
-      <w:r>
-        <w:rPr>
-          <w:iCs/>
-          <w:color w:val="000000"/>
-          <w:sz w:val="28"/>
-          <w:szCs w:val="28"/>
-        </w:rPr>
-        <w:t>радіоактивне</w:t>
-      </w:r>
-      <w:proofErr w:type="spellEnd"/>
-      <w:r>
-        <w:rPr>
-          <w:iCs/>
-          <w:color w:val="000000"/>
-          <w:sz w:val="28"/>
-          <w:szCs w:val="28"/>
-        </w:rPr>
-        <w:t xml:space="preserve"> </w:t>
-      </w:r>
-      <w:proofErr w:type="spellStart"/>
-      <w:r>
-        <w:rPr>
-          <w:iCs/>
-          <w:color w:val="000000"/>
-          <w:sz w:val="28"/>
-          <w:szCs w:val="28"/>
-        </w:rPr>
-        <w:t>випромінювання</w:t>
-      </w:r>
-      <w:proofErr w:type="spellEnd"/>
-      <w:r>
-        <w:rPr>
-          <w:iCs/>
-          <w:color w:val="000000"/>
-          <w:sz w:val="28"/>
-          <w:szCs w:val="28"/>
-        </w:rPr>
-        <w:t xml:space="preserve">, </w:t>
-      </w:r>
-      <w:proofErr w:type="spellStart"/>
-      <w:r>
-        <w:rPr>
-          <w:iCs/>
-          <w:color w:val="000000"/>
-          <w:sz w:val="28"/>
-          <w:szCs w:val="28"/>
-        </w:rPr>
-        <w:t>шум</w:t>
-      </w:r>
-      <w:proofErr w:type="spellEnd"/>
-      <w:r>
-        <w:rPr>
-          <w:iCs/>
-          <w:color w:val="000000"/>
-          <w:sz w:val="28"/>
-          <w:szCs w:val="28"/>
-        </w:rPr>
-        <w:t xml:space="preserve"> </w:t>
-      </w:r>
-      <w:proofErr w:type="spellStart"/>
-      <w:r>
-        <w:rPr>
-          <w:iCs/>
-          <w:color w:val="000000"/>
-          <w:sz w:val="28"/>
-          <w:szCs w:val="28"/>
-        </w:rPr>
-        <w:t>тощо</w:t>
-      </w:r>
-      <w:proofErr w:type="spellEnd"/>
-      <w:r>
-        <w:rPr>
-          <w:iCs/>
-          <w:color w:val="000000"/>
-          <w:sz w:val="28"/>
-          <w:szCs w:val="28"/>
-        </w:rPr>
-        <w:t xml:space="preserve">) </w:t>
-      </w:r>
-      <w:proofErr w:type="spellStart"/>
-      <w:r>
-        <w:rPr>
-          <w:iCs/>
-          <w:color w:val="000000"/>
-          <w:sz w:val="28"/>
-          <w:szCs w:val="28"/>
-        </w:rPr>
-        <w:t>можуть</w:t>
-      </w:r>
-      <w:proofErr w:type="spellEnd"/>
-      <w:r>
-        <w:rPr>
-          <w:iCs/>
-          <w:color w:val="000000"/>
-          <w:sz w:val="28"/>
-          <w:szCs w:val="28"/>
-        </w:rPr>
-        <w:t xml:space="preserve"> </w:t>
-      </w:r>
-      <w:proofErr w:type="spellStart"/>
-      <w:r>
-        <w:rPr>
-          <w:iCs/>
-          <w:color w:val="000000"/>
-          <w:sz w:val="28"/>
-          <w:szCs w:val="28"/>
-        </w:rPr>
-        <w:t>забезпечити</w:t>
-      </w:r>
-      <w:proofErr w:type="spellEnd"/>
-      <w:r>
-        <w:rPr>
-          <w:iCs/>
-          <w:color w:val="000000"/>
-          <w:sz w:val="28"/>
-          <w:szCs w:val="28"/>
-        </w:rPr>
-        <w:t xml:space="preserve"> </w:t>
-      </w:r>
-      <w:proofErr w:type="spellStart"/>
-      <w:r>
-        <w:rPr>
-          <w:iCs/>
-          <w:color w:val="000000"/>
-          <w:sz w:val="28"/>
-          <w:szCs w:val="28"/>
-        </w:rPr>
-        <w:t>справжню</w:t>
-      </w:r>
-      <w:proofErr w:type="spellEnd"/>
-      <w:r>
-        <w:rPr>
-          <w:iCs/>
-          <w:color w:val="000000"/>
-          <w:sz w:val="28"/>
-          <w:szCs w:val="28"/>
-        </w:rPr>
-        <w:t xml:space="preserve"> </w:t>
-      </w:r>
-      <w:proofErr w:type="spellStart"/>
-      <w:r>
-        <w:rPr>
-          <w:iCs/>
-          <w:color w:val="000000"/>
-          <w:sz w:val="28"/>
-          <w:szCs w:val="28"/>
-        </w:rPr>
-        <w:t>випадковість</w:t>
-      </w:r>
-      <w:proofErr w:type="spellEnd"/>
-      <w:r>
-        <w:rPr>
-          <w:iCs/>
-          <w:color w:val="000000"/>
-          <w:sz w:val="28"/>
-          <w:szCs w:val="28"/>
-        </w:rPr>
-        <w:t xml:space="preserve">, на </w:t>
-      </w:r>
-      <w:proofErr w:type="spellStart"/>
-      <w:r>
-        <w:rPr>
-          <w:iCs/>
-          <w:color w:val="000000"/>
-          <w:sz w:val="28"/>
-          <w:szCs w:val="28"/>
-        </w:rPr>
-        <w:t>практиці</w:t>
-      </w:r>
-      <w:proofErr w:type="spellEnd"/>
-      <w:r>
-        <w:rPr>
-          <w:iCs/>
-          <w:color w:val="000000"/>
-          <w:sz w:val="28"/>
-          <w:szCs w:val="28"/>
-        </w:rPr>
-        <w:t xml:space="preserve"> </w:t>
-      </w:r>
-      <w:proofErr w:type="spellStart"/>
-      <w:r>
-        <w:rPr>
-          <w:iCs/>
-          <w:color w:val="000000"/>
-          <w:sz w:val="28"/>
-          <w:szCs w:val="28"/>
-        </w:rPr>
-        <w:t>переважає</w:t>
-      </w:r>
-      <w:proofErr w:type="spellEnd"/>
-      <w:r>
-        <w:rPr>
-          <w:iCs/>
-          <w:color w:val="000000"/>
-          <w:sz w:val="28"/>
-          <w:szCs w:val="28"/>
-        </w:rPr>
-        <w:t xml:space="preserve"> </w:t>
-      </w:r>
-      <w:proofErr w:type="spellStart"/>
-      <w:r>
-        <w:rPr>
-          <w:iCs/>
-          <w:color w:val="000000"/>
-          <w:sz w:val="28"/>
-          <w:szCs w:val="28"/>
-        </w:rPr>
-        <w:t>використання</w:t>
-      </w:r>
-      <w:proofErr w:type="spellEnd"/>
-      <w:r>
-        <w:rPr>
-          <w:iCs/>
-          <w:color w:val="000000"/>
-          <w:sz w:val="28"/>
-          <w:szCs w:val="28"/>
-        </w:rPr>
-        <w:t xml:space="preserve"> </w:t>
-      </w:r>
-      <w:proofErr w:type="spellStart"/>
-      <w:r>
-        <w:rPr>
-          <w:iCs/>
-          <w:color w:val="000000"/>
-          <w:sz w:val="28"/>
-          <w:szCs w:val="28"/>
-        </w:rPr>
-        <w:t>псевдовипадкових</w:t>
-      </w:r>
-      <w:proofErr w:type="spellEnd"/>
-      <w:r>
-        <w:rPr>
-          <w:iCs/>
-          <w:color w:val="000000"/>
-          <w:sz w:val="28"/>
-          <w:szCs w:val="28"/>
-        </w:rPr>
-        <w:t xml:space="preserve"> </w:t>
-      </w:r>
-      <w:proofErr w:type="spellStart"/>
-      <w:r>
-        <w:rPr>
-          <w:iCs/>
-          <w:color w:val="000000"/>
-          <w:sz w:val="28"/>
-          <w:szCs w:val="28"/>
-        </w:rPr>
-        <w:t>чисел</w:t>
-      </w:r>
-      <w:proofErr w:type="spellEnd"/>
-      <w:r>
-        <w:rPr>
-          <w:iCs/>
-          <w:color w:val="000000"/>
-          <w:sz w:val="28"/>
-          <w:szCs w:val="28"/>
-        </w:rPr>
-        <w:t xml:space="preserve">, які </w:t>
-      </w:r>
-      <w:proofErr w:type="spellStart"/>
-      <w:r>
-        <w:rPr>
-          <w:iCs/>
-          <w:color w:val="000000"/>
-          <w:sz w:val="28"/>
-          <w:szCs w:val="28"/>
-        </w:rPr>
-        <w:t>генеруються</w:t>
-      </w:r>
-      <w:proofErr w:type="spellEnd"/>
-      <w:r>
-        <w:rPr>
-          <w:iCs/>
-          <w:color w:val="000000"/>
-          <w:sz w:val="28"/>
-          <w:szCs w:val="28"/>
-        </w:rPr>
-        <w:t xml:space="preserve"> </w:t>
-      </w:r>
-      <w:proofErr w:type="spellStart"/>
-      <w:r>
-        <w:rPr>
-          <w:iCs/>
-          <w:color w:val="000000"/>
-          <w:sz w:val="28"/>
-          <w:szCs w:val="28"/>
-        </w:rPr>
-        <w:t>алгоритмічно</w:t>
-      </w:r>
-      <w:proofErr w:type="spellEnd"/>
-      <w:r>
-        <w:rPr>
-          <w:iCs/>
-          <w:color w:val="000000"/>
-          <w:sz w:val="28"/>
-          <w:szCs w:val="28"/>
-        </w:rPr>
-        <w:t>.</w:t>
+        <w:t>алгоритмічно.</w:t>
       </w:r>
     </w:p>
     <w:p>
@@ -1855,7 +1139,6 @@
           <w:szCs w:val="28"/>
         </w:rPr>
       </w:pPr>
-      <w:proofErr w:type="spellStart"/>
       <w:r>
         <w:rPr>
           <w:iCs/>
@@ -1863,97 +1146,7 @@
           <w:sz w:val="28"/>
           <w:szCs w:val="28"/>
         </w:rPr>
-        <w:t>Найбільш</w:t>
-      </w:r>
-      <w:proofErr w:type="spellEnd"/>
-      <w:r>
-        <w:rPr>
-          <w:iCs/>
-          <w:color w:val="000000"/>
-          <w:sz w:val="28"/>
-          <w:szCs w:val="28"/>
-        </w:rPr>
-        <w:t xml:space="preserve"> </w:t>
-      </w:r>
-      <w:proofErr w:type="spellStart"/>
-      <w:r>
-        <w:rPr>
-          <w:iCs/>
-          <w:color w:val="000000"/>
-          <w:sz w:val="28"/>
-          <w:szCs w:val="28"/>
-        </w:rPr>
-        <w:t>популярний</w:t>
-      </w:r>
-      <w:proofErr w:type="spellEnd"/>
-      <w:r>
-        <w:rPr>
-          <w:iCs/>
-          <w:color w:val="000000"/>
-          <w:sz w:val="28"/>
-          <w:szCs w:val="28"/>
-        </w:rPr>
-        <w:t xml:space="preserve"> </w:t>
-      </w:r>
-      <w:proofErr w:type="spellStart"/>
-      <w:r>
-        <w:rPr>
-          <w:iCs/>
-          <w:color w:val="000000"/>
-          <w:sz w:val="28"/>
-          <w:szCs w:val="28"/>
-        </w:rPr>
-        <w:t>метод</w:t>
-      </w:r>
-      <w:proofErr w:type="spellEnd"/>
-      <w:r>
-        <w:rPr>
-          <w:iCs/>
-          <w:color w:val="000000"/>
-          <w:sz w:val="28"/>
-          <w:szCs w:val="28"/>
-        </w:rPr>
-        <w:t xml:space="preserve"> – </w:t>
-      </w:r>
-      <w:proofErr w:type="spellStart"/>
-      <w:r>
-        <w:rPr>
-          <w:iCs/>
-          <w:color w:val="000000"/>
-          <w:sz w:val="28"/>
-          <w:szCs w:val="28"/>
-        </w:rPr>
-        <w:t>лінійне</w:t>
-      </w:r>
-      <w:proofErr w:type="spellEnd"/>
-      <w:r>
-        <w:rPr>
-          <w:iCs/>
-          <w:color w:val="000000"/>
-          <w:sz w:val="28"/>
-          <w:szCs w:val="28"/>
-        </w:rPr>
-        <w:t xml:space="preserve"> </w:t>
-      </w:r>
-      <w:proofErr w:type="spellStart"/>
-      <w:r>
-        <w:rPr>
-          <w:iCs/>
-          <w:color w:val="000000"/>
-          <w:sz w:val="28"/>
-          <w:szCs w:val="28"/>
-        </w:rPr>
-        <w:t>порівняння</w:t>
-      </w:r>
-      <w:proofErr w:type="spellEnd"/>
-      <w:r>
-        <w:rPr>
-          <w:iCs/>
-          <w:color w:val="000000"/>
-          <w:sz w:val="28"/>
-          <w:szCs w:val="28"/>
-        </w:rPr>
-        <w:t xml:space="preserve"> (Linear Congruential Generator, LCG):</w:t>
+        <w:t>Найбільш популярний метод – лінійне порівняння (Linear Congruential Generator, LCG):</w:t>
       </w:r>
     </w:p>
     <w:p>
@@ -2112,7 +1305,6 @@
           <w:szCs w:val="28"/>
         </w:rPr>
       </w:pPr>
-      <w:proofErr w:type="spellStart"/>
       <w:r>
         <w:rPr>
           <w:iCs/>
@@ -2120,17 +1312,7 @@
           <w:sz w:val="28"/>
           <w:szCs w:val="28"/>
         </w:rPr>
-        <w:t>Параметри</w:t>
-      </w:r>
-      <w:proofErr w:type="spellEnd"/>
-      <w:r>
-        <w:rPr>
-          <w:iCs/>
-          <w:color w:val="000000"/>
-          <w:sz w:val="28"/>
-          <w:szCs w:val="28"/>
-        </w:rPr>
-        <w:t>:</w:t>
+        <w:t>Параметри:</w:t>
       </w:r>
     </w:p>
     <w:p>
@@ -2153,107 +1335,7 @@
           <w:sz w:val="28"/>
           <w:szCs w:val="28"/>
         </w:rPr>
-        <w:t xml:space="preserve">m – </w:t>
-      </w:r>
-      <w:proofErr w:type="spellStart"/>
-      <w:r>
-        <w:rPr>
-          <w:iCs/>
-          <w:color w:val="000000"/>
-          <w:sz w:val="28"/>
-          <w:szCs w:val="28"/>
-        </w:rPr>
-        <w:t>модуль</w:t>
-      </w:r>
-      <w:proofErr w:type="spellEnd"/>
-      <w:r>
-        <w:rPr>
-          <w:iCs/>
-          <w:color w:val="000000"/>
-          <w:sz w:val="28"/>
-          <w:szCs w:val="28"/>
-        </w:rPr>
-        <w:t xml:space="preserve">, a – </w:t>
-      </w:r>
-      <w:proofErr w:type="spellStart"/>
-      <w:r>
-        <w:rPr>
-          <w:iCs/>
-          <w:color w:val="000000"/>
-          <w:sz w:val="28"/>
-          <w:szCs w:val="28"/>
-        </w:rPr>
-        <w:t>множник</w:t>
-      </w:r>
-      <w:proofErr w:type="spellEnd"/>
-      <w:r>
-        <w:rPr>
-          <w:iCs/>
-          <w:color w:val="000000"/>
-          <w:sz w:val="28"/>
-          <w:szCs w:val="28"/>
-        </w:rPr>
-        <w:t xml:space="preserve">, c – </w:t>
-      </w:r>
-      <w:proofErr w:type="spellStart"/>
-      <w:r>
-        <w:rPr>
-          <w:iCs/>
-          <w:color w:val="000000"/>
-          <w:sz w:val="28"/>
-          <w:szCs w:val="28"/>
-        </w:rPr>
-        <w:t>приріст</w:t>
-      </w:r>
-      <w:proofErr w:type="spellEnd"/>
-      <w:r>
-        <w:rPr>
-          <w:iCs/>
-          <w:color w:val="000000"/>
-          <w:sz w:val="28"/>
-          <w:szCs w:val="28"/>
-        </w:rPr>
-        <w:t xml:space="preserve">, X₀ – </w:t>
-      </w:r>
-      <w:proofErr w:type="spellStart"/>
-      <w:r>
-        <w:rPr>
-          <w:iCs/>
-          <w:color w:val="000000"/>
-          <w:sz w:val="28"/>
-          <w:szCs w:val="28"/>
-        </w:rPr>
-        <w:t>початкове</w:t>
-      </w:r>
-      <w:proofErr w:type="spellEnd"/>
-      <w:r>
-        <w:rPr>
-          <w:iCs/>
-          <w:color w:val="000000"/>
-          <w:sz w:val="28"/>
-          <w:szCs w:val="28"/>
-        </w:rPr>
-        <w:t xml:space="preserve"> </w:t>
-      </w:r>
-      <w:proofErr w:type="spellStart"/>
-      <w:r>
-        <w:rPr>
-          <w:iCs/>
-          <w:color w:val="000000"/>
-          <w:sz w:val="28"/>
-          <w:szCs w:val="28"/>
-        </w:rPr>
-        <w:t>значення</w:t>
-      </w:r>
-      <w:proofErr w:type="spellEnd"/>
-      <w:r>
-        <w:rPr>
-          <w:iCs/>
-          <w:color w:val="000000"/>
-          <w:sz w:val="28"/>
-          <w:szCs w:val="28"/>
-        </w:rPr>
-        <w:t xml:space="preserve"> (seed).</w:t>
+        <w:t>m – модуль, a – множник, c – приріст, X₀ – початкове значення (seed).</w:t>
       </w:r>
     </w:p>
     <w:p>
@@ -2269,7 +1351,6 @@
           <w:szCs w:val="28"/>
         </w:rPr>
       </w:pPr>
-      <w:proofErr w:type="spellStart"/>
       <w:r>
         <w:rPr>
           <w:iCs/>
@@ -2277,77 +1358,7 @@
           <w:sz w:val="28"/>
           <w:szCs w:val="28"/>
         </w:rPr>
-        <w:t>Послідовність</w:t>
-      </w:r>
-      <w:proofErr w:type="spellEnd"/>
-      <w:r>
-        <w:rPr>
-          <w:iCs/>
-          <w:color w:val="000000"/>
-          <w:sz w:val="28"/>
-          <w:szCs w:val="28"/>
-        </w:rPr>
-        <w:t xml:space="preserve"> </w:t>
-      </w:r>
-      <w:proofErr w:type="spellStart"/>
-      <w:r>
-        <w:rPr>
-          <w:iCs/>
-          <w:color w:val="000000"/>
-          <w:sz w:val="28"/>
-          <w:szCs w:val="28"/>
-        </w:rPr>
-        <w:t>має</w:t>
-      </w:r>
-      <w:proofErr w:type="spellEnd"/>
-      <w:r>
-        <w:rPr>
-          <w:iCs/>
-          <w:color w:val="000000"/>
-          <w:sz w:val="28"/>
-          <w:szCs w:val="28"/>
-        </w:rPr>
-        <w:t xml:space="preserve"> </w:t>
-      </w:r>
-      <w:proofErr w:type="spellStart"/>
-      <w:r>
-        <w:rPr>
-          <w:iCs/>
-          <w:color w:val="000000"/>
-          <w:sz w:val="28"/>
-          <w:szCs w:val="28"/>
-        </w:rPr>
-        <w:t>значення</w:t>
-      </w:r>
-      <w:proofErr w:type="spellEnd"/>
-      <w:r>
-        <w:rPr>
-          <w:iCs/>
-          <w:color w:val="000000"/>
-          <w:sz w:val="28"/>
-          <w:szCs w:val="28"/>
-        </w:rPr>
-        <w:t xml:space="preserve"> в </w:t>
-      </w:r>
-      <w:proofErr w:type="spellStart"/>
-      <w:r>
-        <w:rPr>
-          <w:iCs/>
-          <w:color w:val="000000"/>
-          <w:sz w:val="28"/>
-          <w:szCs w:val="28"/>
-        </w:rPr>
-        <w:t>межах</w:t>
-      </w:r>
-      <w:proofErr w:type="spellEnd"/>
-      <w:r>
-        <w:rPr>
-          <w:iCs/>
-          <w:color w:val="000000"/>
-          <w:sz w:val="28"/>
-          <w:szCs w:val="28"/>
-        </w:rPr>
-        <w:t>: 0</w:t>
+        <w:t>Послідовність має значення в межах: 0</w:t>
       </w:r>
       <w:r>
         <w:rPr>
@@ -2679,29 +1690,7 @@
           <w:szCs w:val="28"/>
           <w:lang w:val="uk-UA"/>
         </w:rPr>
-        <w:t xml:space="preserve">Регулярно змінювати </w:t>
-      </w:r>
-      <w:proofErr w:type="spellStart"/>
-      <w:r>
-        <w:rPr>
-          <w:iCs/>
-          <w:color w:val="000000"/>
-          <w:sz w:val="28"/>
-          <w:szCs w:val="28"/>
-          <w:lang w:val="uk-UA"/>
-        </w:rPr>
-        <w:t>seed</w:t>
-      </w:r>
-      <w:proofErr w:type="spellEnd"/>
-      <w:r>
-        <w:rPr>
-          <w:iCs/>
-          <w:color w:val="000000"/>
-          <w:sz w:val="28"/>
-          <w:szCs w:val="28"/>
-          <w:lang w:val="uk-UA"/>
-        </w:rPr>
-        <w:t>.</w:t>
+        <w:t>Регулярно змінювати seed.</w:t>
       </w:r>
     </w:p>
     <w:p>
@@ -2826,7 +1815,6 @@
           <w:lang w:val="uk-UA"/>
         </w:rPr>
       </w:pPr>
-      <w:proofErr w:type="spellStart"/>
       <w:r>
         <w:rPr>
           <w:rFonts w:ascii="Times New Roman" w:hAnsi="Times New Roman"/>
@@ -2834,1209 +1822,8 @@
           <w:szCs w:val="28"/>
           <w:lang w:val="en-GB"/>
         </w:rPr>
-        <w:t>Згідно</w:t>
-      </w:r>
-      <w:proofErr w:type="spellEnd"/>
-      <w:r>
-        <w:rPr>
-          <w:rFonts w:ascii="Times New Roman" w:hAnsi="Times New Roman"/>
-          <w:sz w:val="28"/>
-          <w:szCs w:val="28"/>
-          <w:lang w:val="en-GB"/>
-        </w:rPr>
-        <w:t xml:space="preserve"> до </w:t>
-      </w:r>
-      <w:proofErr w:type="spellStart"/>
-      <w:r>
-        <w:rPr>
-          <w:rFonts w:ascii="Times New Roman" w:hAnsi="Times New Roman"/>
-          <w:sz w:val="28"/>
-          <w:szCs w:val="28"/>
-          <w:lang w:val="en-GB"/>
-        </w:rPr>
-        <w:t>варіанту</w:t>
-      </w:r>
-      <w:proofErr w:type="spellEnd"/>
-      <w:r>
-        <w:rPr>
-          <w:rFonts w:ascii="Times New Roman" w:hAnsi="Times New Roman"/>
-          <w:sz w:val="28"/>
-          <w:szCs w:val="28"/>
-          <w:lang w:val="en-GB"/>
-        </w:rPr>
-        <w:t xml:space="preserve">, </w:t>
-      </w:r>
-      <w:proofErr w:type="spellStart"/>
-      <w:r>
-        <w:rPr>
-          <w:rFonts w:ascii="Times New Roman" w:hAnsi="Times New Roman"/>
-          <w:sz w:val="28"/>
-          <w:szCs w:val="28"/>
-          <w:lang w:val="en-GB"/>
-        </w:rPr>
-        <w:t>наведеного</w:t>
-      </w:r>
-      <w:proofErr w:type="spellEnd"/>
-      <w:r>
-        <w:rPr>
-          <w:rFonts w:ascii="Times New Roman" w:hAnsi="Times New Roman"/>
-          <w:sz w:val="28"/>
-          <w:szCs w:val="28"/>
-          <w:lang w:val="en-GB"/>
-        </w:rPr>
-        <w:t xml:space="preserve"> в </w:t>
-      </w:r>
-      <w:proofErr w:type="spellStart"/>
-      <w:r>
-        <w:rPr>
-          <w:rFonts w:ascii="Times New Roman" w:hAnsi="Times New Roman"/>
-          <w:sz w:val="28"/>
-          <w:szCs w:val="28"/>
-          <w:lang w:val="en-GB"/>
-        </w:rPr>
-        <w:t>таблиці</w:t>
-      </w:r>
-      <w:proofErr w:type="spellEnd"/>
-      <w:r>
-        <w:rPr>
-          <w:rFonts w:ascii="Times New Roman" w:hAnsi="Times New Roman"/>
-          <w:sz w:val="28"/>
-          <w:szCs w:val="28"/>
-          <w:lang w:val="en-GB"/>
-        </w:rPr>
-        <w:t xml:space="preserve">, </w:t>
-      </w:r>
-      <w:proofErr w:type="spellStart"/>
-      <w:r>
-        <w:rPr>
-          <w:rFonts w:ascii="Times New Roman" w:hAnsi="Times New Roman"/>
-          <w:sz w:val="28"/>
-          <w:szCs w:val="28"/>
-          <w:lang w:val="en-GB"/>
-        </w:rPr>
-        <w:t>створити</w:t>
-      </w:r>
-      <w:proofErr w:type="spellEnd"/>
-      <w:r>
-        <w:rPr>
-          <w:rFonts w:ascii="Times New Roman" w:hAnsi="Times New Roman"/>
-          <w:sz w:val="28"/>
-          <w:szCs w:val="28"/>
-          <w:lang w:val="en-GB"/>
-        </w:rPr>
-        <w:t xml:space="preserve"> </w:t>
-      </w:r>
-      <w:proofErr w:type="spellStart"/>
-      <w:r>
-        <w:rPr>
-          <w:rFonts w:ascii="Times New Roman" w:hAnsi="Times New Roman"/>
-          <w:sz w:val="28"/>
-          <w:szCs w:val="28"/>
-          <w:lang w:val="en-GB"/>
-        </w:rPr>
-        <w:t>програмну</w:t>
-      </w:r>
-      <w:proofErr w:type="spellEnd"/>
-      <w:r>
-        <w:rPr>
-          <w:rFonts w:ascii="Times New Roman" w:hAnsi="Times New Roman"/>
-          <w:sz w:val="28"/>
-          <w:szCs w:val="28"/>
-          <w:lang w:val="en-GB"/>
-        </w:rPr>
-        <w:t xml:space="preserve"> </w:t>
-      </w:r>
-      <w:proofErr w:type="spellStart"/>
-      <w:r>
-        <w:rPr>
-          <w:rFonts w:ascii="Times New Roman" w:hAnsi="Times New Roman"/>
-          <w:sz w:val="28"/>
-          <w:szCs w:val="28"/>
-          <w:lang w:val="en-GB"/>
-        </w:rPr>
-        <w:t>реалізацію</w:t>
-      </w:r>
-      <w:proofErr w:type="spellEnd"/>
-      <w:r>
-        <w:rPr>
-          <w:rFonts w:ascii="Times New Roman" w:hAnsi="Times New Roman"/>
-          <w:sz w:val="28"/>
-          <w:szCs w:val="28"/>
-          <w:lang w:val="en-GB"/>
-        </w:rPr>
-        <w:t xml:space="preserve"> </w:t>
-      </w:r>
-      <w:proofErr w:type="spellStart"/>
-      <w:r>
-        <w:rPr>
-          <w:rFonts w:ascii="Times New Roman" w:hAnsi="Times New Roman"/>
-          <w:sz w:val="28"/>
-          <w:szCs w:val="28"/>
-          <w:lang w:val="en-GB"/>
-        </w:rPr>
-        <w:t>генератора</w:t>
-      </w:r>
-      <w:proofErr w:type="spellEnd"/>
-      <w:r>
-        <w:rPr>
-          <w:rFonts w:ascii="Times New Roman" w:hAnsi="Times New Roman"/>
-          <w:sz w:val="28"/>
-          <w:szCs w:val="28"/>
-          <w:lang w:val="en-GB"/>
-        </w:rPr>
-        <w:t xml:space="preserve"> </w:t>
-      </w:r>
-      <w:proofErr w:type="spellStart"/>
-      <w:r>
-        <w:rPr>
-          <w:rFonts w:ascii="Times New Roman" w:hAnsi="Times New Roman"/>
-          <w:sz w:val="28"/>
-          <w:szCs w:val="28"/>
-          <w:lang w:val="en-GB"/>
-        </w:rPr>
-        <w:t>псевдовипадкових</w:t>
-      </w:r>
-      <w:proofErr w:type="spellEnd"/>
-      <w:r>
-        <w:rPr>
-          <w:rFonts w:ascii="Times New Roman" w:hAnsi="Times New Roman"/>
-          <w:sz w:val="28"/>
-          <w:szCs w:val="28"/>
-          <w:lang w:val="en-GB"/>
-        </w:rPr>
-        <w:t xml:space="preserve"> </w:t>
-      </w:r>
-      <w:proofErr w:type="spellStart"/>
-      <w:r>
-        <w:rPr>
-          <w:rFonts w:ascii="Times New Roman" w:hAnsi="Times New Roman"/>
-          <w:sz w:val="28"/>
-          <w:szCs w:val="28"/>
-          <w:lang w:val="en-GB"/>
-        </w:rPr>
-        <w:t>чисел</w:t>
-      </w:r>
-      <w:proofErr w:type="spellEnd"/>
-      <w:r>
-        <w:rPr>
-          <w:rFonts w:ascii="Times New Roman" w:hAnsi="Times New Roman"/>
-          <w:sz w:val="28"/>
-          <w:szCs w:val="28"/>
-          <w:lang w:val="en-GB"/>
-        </w:rPr>
-        <w:t xml:space="preserve"> </w:t>
-      </w:r>
-      <w:proofErr w:type="spellStart"/>
-      <w:r>
-        <w:rPr>
-          <w:rFonts w:ascii="Times New Roman" w:hAnsi="Times New Roman"/>
-          <w:sz w:val="28"/>
-          <w:szCs w:val="28"/>
-          <w:lang w:val="en-GB"/>
-        </w:rPr>
-        <w:t>за</w:t>
-      </w:r>
-      <w:proofErr w:type="spellEnd"/>
-      <w:r>
-        <w:rPr>
-          <w:rFonts w:ascii="Times New Roman" w:hAnsi="Times New Roman"/>
-          <w:sz w:val="28"/>
-          <w:szCs w:val="28"/>
-          <w:lang w:val="en-GB"/>
-        </w:rPr>
-        <w:t xml:space="preserve"> </w:t>
-      </w:r>
-      <w:proofErr w:type="spellStart"/>
-      <w:r>
-        <w:rPr>
-          <w:rFonts w:ascii="Times New Roman" w:hAnsi="Times New Roman"/>
-          <w:sz w:val="28"/>
-          <w:szCs w:val="28"/>
-          <w:lang w:val="en-GB"/>
-        </w:rPr>
-        <w:t>алгоритмом</w:t>
-      </w:r>
-      <w:proofErr w:type="spellEnd"/>
-      <w:r>
-        <w:rPr>
-          <w:rFonts w:ascii="Times New Roman" w:hAnsi="Times New Roman"/>
-          <w:sz w:val="28"/>
-          <w:szCs w:val="28"/>
-          <w:lang w:val="en-GB"/>
-        </w:rPr>
-        <w:t xml:space="preserve"> </w:t>
-      </w:r>
-      <w:proofErr w:type="spellStart"/>
-      <w:r>
-        <w:rPr>
-          <w:rFonts w:ascii="Times New Roman" w:hAnsi="Times New Roman"/>
-          <w:sz w:val="28"/>
-          <w:szCs w:val="28"/>
-          <w:lang w:val="en-GB"/>
-        </w:rPr>
-        <w:t>лінійного</w:t>
-      </w:r>
-      <w:proofErr w:type="spellEnd"/>
-      <w:r>
-        <w:rPr>
-          <w:rFonts w:ascii="Times New Roman" w:hAnsi="Times New Roman"/>
-          <w:sz w:val="28"/>
-          <w:szCs w:val="28"/>
-          <w:lang w:val="en-GB"/>
-        </w:rPr>
-        <w:t xml:space="preserve"> </w:t>
-      </w:r>
-      <w:proofErr w:type="spellStart"/>
-      <w:r>
-        <w:rPr>
-          <w:rFonts w:ascii="Times New Roman" w:hAnsi="Times New Roman"/>
-          <w:sz w:val="28"/>
-          <w:szCs w:val="28"/>
-          <w:lang w:val="en-GB"/>
-        </w:rPr>
-        <w:t>порівняння</w:t>
-      </w:r>
-      <w:proofErr w:type="spellEnd"/>
-      <w:r>
-        <w:rPr>
-          <w:rFonts w:ascii="Times New Roman" w:hAnsi="Times New Roman"/>
-          <w:sz w:val="28"/>
-          <w:szCs w:val="28"/>
-          <w:lang w:val="en-GB"/>
-        </w:rPr>
-        <w:t xml:space="preserve">. </w:t>
-      </w:r>
-      <w:proofErr w:type="spellStart"/>
-      <w:r>
-        <w:rPr>
-          <w:rFonts w:ascii="Times New Roman" w:hAnsi="Times New Roman"/>
-          <w:sz w:val="28"/>
-          <w:szCs w:val="28"/>
-          <w:lang w:val="en-GB"/>
-        </w:rPr>
-        <w:t>Програма</w:t>
-      </w:r>
-      <w:proofErr w:type="spellEnd"/>
-      <w:r>
-        <w:rPr>
-          <w:rFonts w:ascii="Times New Roman" w:hAnsi="Times New Roman"/>
-          <w:sz w:val="28"/>
-          <w:szCs w:val="28"/>
-          <w:lang w:val="en-GB"/>
-        </w:rPr>
-        <w:t xml:space="preserve"> </w:t>
-      </w:r>
-      <w:proofErr w:type="spellStart"/>
-      <w:r>
-        <w:rPr>
-          <w:rFonts w:ascii="Times New Roman" w:hAnsi="Times New Roman"/>
-          <w:sz w:val="28"/>
-          <w:szCs w:val="28"/>
-          <w:lang w:val="en-GB"/>
-        </w:rPr>
-        <w:t>повинна</w:t>
-      </w:r>
-      <w:proofErr w:type="spellEnd"/>
-      <w:r>
-        <w:rPr>
-          <w:rFonts w:ascii="Times New Roman" w:hAnsi="Times New Roman"/>
-          <w:sz w:val="28"/>
-          <w:szCs w:val="28"/>
-          <w:lang w:val="en-GB"/>
-        </w:rPr>
-        <w:t xml:space="preserve"> </w:t>
-      </w:r>
-      <w:proofErr w:type="spellStart"/>
-      <w:r>
-        <w:rPr>
-          <w:rFonts w:ascii="Times New Roman" w:hAnsi="Times New Roman"/>
-          <w:sz w:val="28"/>
-          <w:szCs w:val="28"/>
-          <w:lang w:val="en-GB"/>
-        </w:rPr>
-        <w:t>генерувати</w:t>
-      </w:r>
-      <w:proofErr w:type="spellEnd"/>
-      <w:r>
-        <w:rPr>
-          <w:rFonts w:ascii="Times New Roman" w:hAnsi="Times New Roman"/>
-          <w:sz w:val="28"/>
-          <w:szCs w:val="28"/>
-          <w:lang w:val="en-GB"/>
-        </w:rPr>
-        <w:t xml:space="preserve"> </w:t>
-      </w:r>
-      <w:proofErr w:type="spellStart"/>
-      <w:r>
-        <w:rPr>
-          <w:rFonts w:ascii="Times New Roman" w:hAnsi="Times New Roman"/>
-          <w:sz w:val="28"/>
-          <w:szCs w:val="28"/>
-          <w:lang w:val="en-GB"/>
-        </w:rPr>
-        <w:t>послідовність</w:t>
-      </w:r>
-      <w:proofErr w:type="spellEnd"/>
-      <w:r>
-        <w:rPr>
-          <w:rFonts w:ascii="Times New Roman" w:hAnsi="Times New Roman"/>
-          <w:sz w:val="28"/>
-          <w:szCs w:val="28"/>
-          <w:lang w:val="en-GB"/>
-        </w:rPr>
-        <w:t xml:space="preserve"> </w:t>
-      </w:r>
-      <w:proofErr w:type="spellStart"/>
-      <w:r>
-        <w:rPr>
-          <w:rFonts w:ascii="Times New Roman" w:hAnsi="Times New Roman"/>
-          <w:sz w:val="28"/>
-          <w:szCs w:val="28"/>
-          <w:lang w:val="en-GB"/>
-        </w:rPr>
-        <w:t>із</w:t>
-      </w:r>
-      <w:proofErr w:type="spellEnd"/>
-      <w:r>
-        <w:rPr>
-          <w:rFonts w:ascii="Times New Roman" w:hAnsi="Times New Roman"/>
-          <w:sz w:val="28"/>
-          <w:szCs w:val="28"/>
-          <w:lang w:val="en-GB"/>
-        </w:rPr>
-        <w:t xml:space="preserve"> </w:t>
-      </w:r>
-      <w:proofErr w:type="spellStart"/>
-      <w:r>
-        <w:rPr>
-          <w:rFonts w:ascii="Times New Roman" w:hAnsi="Times New Roman"/>
-          <w:sz w:val="28"/>
-          <w:szCs w:val="28"/>
-          <w:lang w:val="en-GB"/>
-        </w:rPr>
-        <w:t>заданої</w:t>
-      </w:r>
-      <w:proofErr w:type="spellEnd"/>
-      <w:r>
-        <w:rPr>
-          <w:rFonts w:ascii="Times New Roman" w:hAnsi="Times New Roman"/>
-          <w:sz w:val="28"/>
-          <w:szCs w:val="28"/>
-          <w:lang w:val="en-GB"/>
-        </w:rPr>
-        <w:t xml:space="preserve"> </w:t>
-      </w:r>
-      <w:proofErr w:type="spellStart"/>
-      <w:r>
-        <w:rPr>
-          <w:rFonts w:ascii="Times New Roman" w:hAnsi="Times New Roman"/>
-          <w:sz w:val="28"/>
-          <w:szCs w:val="28"/>
-          <w:lang w:val="en-GB"/>
-        </w:rPr>
-        <w:t>при</w:t>
-      </w:r>
-      <w:proofErr w:type="spellEnd"/>
-      <w:r>
-        <w:rPr>
-          <w:rFonts w:ascii="Times New Roman" w:hAnsi="Times New Roman"/>
-          <w:sz w:val="28"/>
-          <w:szCs w:val="28"/>
-          <w:lang w:val="en-GB"/>
-        </w:rPr>
-        <w:t xml:space="preserve"> </w:t>
-      </w:r>
-      <w:proofErr w:type="spellStart"/>
-      <w:r>
-        <w:rPr>
-          <w:rFonts w:ascii="Times New Roman" w:hAnsi="Times New Roman"/>
-          <w:sz w:val="28"/>
-          <w:szCs w:val="28"/>
-          <w:lang w:val="en-GB"/>
-        </w:rPr>
-        <w:t>вводі</w:t>
-      </w:r>
-      <w:proofErr w:type="spellEnd"/>
-      <w:r>
-        <w:rPr>
-          <w:rFonts w:ascii="Times New Roman" w:hAnsi="Times New Roman"/>
-          <w:sz w:val="28"/>
-          <w:szCs w:val="28"/>
-          <w:lang w:val="en-GB"/>
-        </w:rPr>
-        <w:t xml:space="preserve"> кількості </w:t>
-      </w:r>
-      <w:proofErr w:type="spellStart"/>
-      <w:r>
-        <w:rPr>
-          <w:rFonts w:ascii="Times New Roman" w:hAnsi="Times New Roman"/>
-          <w:sz w:val="28"/>
-          <w:szCs w:val="28"/>
-          <w:lang w:val="en-GB"/>
-        </w:rPr>
-        <w:t>псевдовипадкових</w:t>
-      </w:r>
-      <w:proofErr w:type="spellEnd"/>
-      <w:r>
-        <w:rPr>
-          <w:rFonts w:ascii="Times New Roman" w:hAnsi="Times New Roman"/>
-          <w:sz w:val="28"/>
-          <w:szCs w:val="28"/>
-          <w:lang w:val="en-GB"/>
-        </w:rPr>
-        <w:t xml:space="preserve"> </w:t>
-      </w:r>
-      <w:proofErr w:type="spellStart"/>
-      <w:r>
-        <w:rPr>
-          <w:rFonts w:ascii="Times New Roman" w:hAnsi="Times New Roman"/>
-          <w:sz w:val="28"/>
-          <w:szCs w:val="28"/>
-          <w:lang w:val="en-GB"/>
-        </w:rPr>
-        <w:t>чисел</w:t>
-      </w:r>
-      <w:proofErr w:type="spellEnd"/>
-      <w:r>
-        <w:rPr>
-          <w:rFonts w:ascii="Times New Roman" w:hAnsi="Times New Roman"/>
-          <w:sz w:val="28"/>
-          <w:szCs w:val="28"/>
-          <w:lang w:val="en-GB"/>
-        </w:rPr>
-        <w:t xml:space="preserve">, </w:t>
-      </w:r>
-      <w:proofErr w:type="spellStart"/>
-      <w:r>
-        <w:rPr>
-          <w:rFonts w:ascii="Times New Roman" w:hAnsi="Times New Roman"/>
-          <w:sz w:val="28"/>
-          <w:szCs w:val="28"/>
-          <w:lang w:val="en-GB"/>
-        </w:rPr>
-        <w:t>результати</w:t>
-      </w:r>
-      <w:proofErr w:type="spellEnd"/>
-      <w:r>
-        <w:rPr>
-          <w:rFonts w:ascii="Times New Roman" w:hAnsi="Times New Roman"/>
-          <w:sz w:val="28"/>
-          <w:szCs w:val="28"/>
-          <w:lang w:val="en-GB"/>
-        </w:rPr>
-        <w:t xml:space="preserve"> </w:t>
-      </w:r>
-      <w:proofErr w:type="spellStart"/>
-      <w:r>
-        <w:rPr>
-          <w:rFonts w:ascii="Times New Roman" w:hAnsi="Times New Roman"/>
-          <w:sz w:val="28"/>
-          <w:szCs w:val="28"/>
-          <w:lang w:val="en-GB"/>
-        </w:rPr>
-        <w:t>повинні</w:t>
-      </w:r>
-      <w:proofErr w:type="spellEnd"/>
-      <w:r>
-        <w:rPr>
-          <w:rFonts w:ascii="Times New Roman" w:hAnsi="Times New Roman"/>
-          <w:sz w:val="28"/>
-          <w:szCs w:val="28"/>
-          <w:lang w:val="en-GB"/>
-        </w:rPr>
-        <w:t xml:space="preserve"> </w:t>
-      </w:r>
-      <w:proofErr w:type="spellStart"/>
-      <w:r>
-        <w:rPr>
-          <w:rFonts w:ascii="Times New Roman" w:hAnsi="Times New Roman"/>
-          <w:sz w:val="28"/>
-          <w:szCs w:val="28"/>
-          <w:lang w:val="en-GB"/>
-        </w:rPr>
-        <w:t>як</w:t>
-      </w:r>
-      <w:proofErr w:type="spellEnd"/>
-      <w:r>
-        <w:rPr>
-          <w:rFonts w:ascii="Times New Roman" w:hAnsi="Times New Roman"/>
-          <w:sz w:val="28"/>
-          <w:szCs w:val="28"/>
-          <w:lang w:val="en-GB"/>
-        </w:rPr>
-        <w:t xml:space="preserve"> </w:t>
-      </w:r>
-      <w:proofErr w:type="spellStart"/>
-      <w:r>
-        <w:rPr>
-          <w:rFonts w:ascii="Times New Roman" w:hAnsi="Times New Roman"/>
-          <w:sz w:val="28"/>
-          <w:szCs w:val="28"/>
-          <w:lang w:val="en-GB"/>
-        </w:rPr>
-        <w:t>виводитись</w:t>
-      </w:r>
-      <w:proofErr w:type="spellEnd"/>
-      <w:r>
-        <w:rPr>
-          <w:rFonts w:ascii="Times New Roman" w:hAnsi="Times New Roman"/>
-          <w:sz w:val="28"/>
-          <w:szCs w:val="28"/>
-          <w:lang w:val="en-GB"/>
-        </w:rPr>
-        <w:t xml:space="preserve"> на </w:t>
-      </w:r>
-      <w:proofErr w:type="spellStart"/>
-      <w:r>
-        <w:rPr>
-          <w:rFonts w:ascii="Times New Roman" w:hAnsi="Times New Roman"/>
-          <w:sz w:val="28"/>
-          <w:szCs w:val="28"/>
-          <w:lang w:val="en-GB"/>
-        </w:rPr>
-        <w:t>екран</w:t>
-      </w:r>
-      <w:proofErr w:type="spellEnd"/>
-      <w:r>
-        <w:rPr>
-          <w:rFonts w:ascii="Times New Roman" w:hAnsi="Times New Roman"/>
-          <w:sz w:val="28"/>
-          <w:szCs w:val="28"/>
-          <w:lang w:val="en-GB"/>
-        </w:rPr>
-        <w:t xml:space="preserve">, </w:t>
-      </w:r>
-      <w:proofErr w:type="spellStart"/>
-      <w:r>
-        <w:rPr>
-          <w:rFonts w:ascii="Times New Roman" w:hAnsi="Times New Roman"/>
-          <w:sz w:val="28"/>
-          <w:szCs w:val="28"/>
-          <w:lang w:val="en-GB"/>
-        </w:rPr>
-        <w:t>так</w:t>
-      </w:r>
-      <w:proofErr w:type="spellEnd"/>
-      <w:r>
-        <w:rPr>
-          <w:rFonts w:ascii="Times New Roman" w:hAnsi="Times New Roman"/>
-          <w:sz w:val="28"/>
-          <w:szCs w:val="28"/>
-          <w:lang w:val="en-GB"/>
-        </w:rPr>
-        <w:t xml:space="preserve"> і </w:t>
-      </w:r>
-      <w:proofErr w:type="spellStart"/>
-      <w:r>
-        <w:rPr>
-          <w:rFonts w:ascii="Times New Roman" w:hAnsi="Times New Roman"/>
-          <w:sz w:val="28"/>
-          <w:szCs w:val="28"/>
-          <w:lang w:val="en-GB"/>
-        </w:rPr>
-        <w:t>зберігатись</w:t>
-      </w:r>
-      <w:proofErr w:type="spellEnd"/>
-      <w:r>
-        <w:rPr>
-          <w:rFonts w:ascii="Times New Roman" w:hAnsi="Times New Roman"/>
-          <w:sz w:val="28"/>
-          <w:szCs w:val="28"/>
-          <w:lang w:val="en-GB"/>
-        </w:rPr>
-        <w:t xml:space="preserve"> у </w:t>
-      </w:r>
-      <w:proofErr w:type="spellStart"/>
-      <w:r>
-        <w:rPr>
-          <w:rFonts w:ascii="Times New Roman" w:hAnsi="Times New Roman"/>
-          <w:sz w:val="28"/>
-          <w:szCs w:val="28"/>
-          <w:lang w:val="en-GB"/>
-        </w:rPr>
-        <w:t>файл</w:t>
-      </w:r>
-      <w:proofErr w:type="spellEnd"/>
-      <w:r>
-        <w:rPr>
-          <w:rFonts w:ascii="Times New Roman" w:hAnsi="Times New Roman"/>
-          <w:sz w:val="28"/>
-          <w:szCs w:val="28"/>
-          <w:lang w:val="en-GB"/>
-        </w:rPr>
-        <w:t xml:space="preserve">. </w:t>
-      </w:r>
-      <w:proofErr w:type="spellStart"/>
-      <w:r>
-        <w:rPr>
-          <w:rFonts w:ascii="Times New Roman" w:hAnsi="Times New Roman"/>
-          <w:sz w:val="28"/>
-          <w:szCs w:val="28"/>
-          <w:lang w:val="en-GB"/>
-        </w:rPr>
-        <w:t>Перевірити</w:t>
-      </w:r>
-      <w:proofErr w:type="spellEnd"/>
-      <w:r>
-        <w:rPr>
-          <w:rFonts w:ascii="Times New Roman" w:hAnsi="Times New Roman"/>
-          <w:sz w:val="28"/>
-          <w:szCs w:val="28"/>
-          <w:lang w:val="en-GB"/>
-        </w:rPr>
-        <w:t xml:space="preserve"> </w:t>
-      </w:r>
-      <w:proofErr w:type="spellStart"/>
-      <w:r>
-        <w:rPr>
-          <w:rFonts w:ascii="Times New Roman" w:hAnsi="Times New Roman"/>
-          <w:sz w:val="28"/>
-          <w:szCs w:val="28"/>
-          <w:lang w:val="en-GB"/>
-        </w:rPr>
-        <w:t>період</w:t>
-      </w:r>
-      <w:proofErr w:type="spellEnd"/>
-      <w:r>
-        <w:rPr>
-          <w:rFonts w:ascii="Times New Roman" w:hAnsi="Times New Roman"/>
-          <w:sz w:val="28"/>
-          <w:szCs w:val="28"/>
-          <w:lang w:val="en-GB"/>
-        </w:rPr>
-        <w:t xml:space="preserve"> </w:t>
-      </w:r>
-      <w:proofErr w:type="spellStart"/>
-      <w:r>
-        <w:rPr>
-          <w:rFonts w:ascii="Times New Roman" w:hAnsi="Times New Roman"/>
-          <w:sz w:val="28"/>
-          <w:szCs w:val="28"/>
-          <w:lang w:val="en-GB"/>
-        </w:rPr>
-        <w:t>функції</w:t>
-      </w:r>
-      <w:proofErr w:type="spellEnd"/>
-      <w:r>
-        <w:rPr>
-          <w:rFonts w:ascii="Times New Roman" w:hAnsi="Times New Roman"/>
-          <w:sz w:val="28"/>
-          <w:szCs w:val="28"/>
-          <w:lang w:val="en-GB"/>
-        </w:rPr>
-        <w:t xml:space="preserve"> </w:t>
-      </w:r>
-      <w:proofErr w:type="spellStart"/>
-      <w:r>
-        <w:rPr>
-          <w:rFonts w:ascii="Times New Roman" w:hAnsi="Times New Roman"/>
-          <w:sz w:val="28"/>
-          <w:szCs w:val="28"/>
-          <w:lang w:val="en-GB"/>
-        </w:rPr>
-        <w:t>генерації</w:t>
-      </w:r>
-      <w:proofErr w:type="spellEnd"/>
-      <w:r>
-        <w:rPr>
-          <w:rFonts w:ascii="Times New Roman" w:hAnsi="Times New Roman"/>
-          <w:sz w:val="28"/>
-          <w:szCs w:val="28"/>
-          <w:lang w:val="en-GB"/>
-        </w:rPr>
-        <w:t xml:space="preserve">, </w:t>
-      </w:r>
-      <w:proofErr w:type="spellStart"/>
-      <w:r>
-        <w:rPr>
-          <w:rFonts w:ascii="Times New Roman" w:hAnsi="Times New Roman"/>
-          <w:sz w:val="28"/>
-          <w:szCs w:val="28"/>
-          <w:lang w:val="en-GB"/>
-        </w:rPr>
-        <w:t>зробити</w:t>
-      </w:r>
-      <w:proofErr w:type="spellEnd"/>
-      <w:r>
-        <w:rPr>
-          <w:rFonts w:ascii="Times New Roman" w:hAnsi="Times New Roman"/>
-          <w:sz w:val="28"/>
-          <w:szCs w:val="28"/>
-          <w:lang w:val="en-GB"/>
-        </w:rPr>
-        <w:t xml:space="preserve"> </w:t>
-      </w:r>
-      <w:proofErr w:type="spellStart"/>
-      <w:r>
-        <w:rPr>
-          <w:rFonts w:ascii="Times New Roman" w:hAnsi="Times New Roman"/>
-          <w:sz w:val="28"/>
-          <w:szCs w:val="28"/>
-          <w:lang w:val="en-GB"/>
-        </w:rPr>
-        <w:t>висновок</w:t>
-      </w:r>
-      <w:proofErr w:type="spellEnd"/>
-      <w:r>
-        <w:rPr>
-          <w:rFonts w:ascii="Times New Roman" w:hAnsi="Times New Roman"/>
-          <w:sz w:val="28"/>
-          <w:szCs w:val="28"/>
-          <w:lang w:val="en-GB"/>
-        </w:rPr>
-        <w:t xml:space="preserve"> </w:t>
-      </w:r>
-      <w:proofErr w:type="spellStart"/>
-      <w:r>
-        <w:rPr>
-          <w:rFonts w:ascii="Times New Roman" w:hAnsi="Times New Roman"/>
-          <w:sz w:val="28"/>
-          <w:szCs w:val="28"/>
-          <w:lang w:val="en-GB"/>
-        </w:rPr>
-        <w:t>про</w:t>
-      </w:r>
-      <w:proofErr w:type="spellEnd"/>
-      <w:r>
-        <w:rPr>
-          <w:rFonts w:ascii="Times New Roman" w:hAnsi="Times New Roman"/>
-          <w:sz w:val="28"/>
-          <w:szCs w:val="28"/>
-          <w:lang w:val="en-GB"/>
-        </w:rPr>
-        <w:t xml:space="preserve"> </w:t>
-      </w:r>
-      <w:proofErr w:type="spellStart"/>
-      <w:r>
-        <w:rPr>
-          <w:rFonts w:ascii="Times New Roman" w:hAnsi="Times New Roman"/>
-          <w:sz w:val="28"/>
-          <w:szCs w:val="28"/>
-          <w:lang w:val="en-GB"/>
-        </w:rPr>
-        <w:t>адекватність</w:t>
-      </w:r>
-      <w:proofErr w:type="spellEnd"/>
-      <w:r>
-        <w:rPr>
-          <w:rFonts w:ascii="Times New Roman" w:hAnsi="Times New Roman"/>
-          <w:sz w:val="28"/>
-          <w:szCs w:val="28"/>
-          <w:lang w:val="en-GB"/>
-        </w:rPr>
-        <w:t xml:space="preserve"> </w:t>
-      </w:r>
-      <w:proofErr w:type="spellStart"/>
-      <w:r>
-        <w:rPr>
-          <w:rFonts w:ascii="Times New Roman" w:hAnsi="Times New Roman"/>
-          <w:sz w:val="28"/>
-          <w:szCs w:val="28"/>
-          <w:lang w:val="en-GB"/>
-        </w:rPr>
-        <w:t>вибору</w:t>
-      </w:r>
-      <w:proofErr w:type="spellEnd"/>
-      <w:r>
-        <w:rPr>
-          <w:rFonts w:ascii="Times New Roman" w:hAnsi="Times New Roman"/>
-          <w:sz w:val="28"/>
-          <w:szCs w:val="28"/>
-          <w:lang w:val="en-GB"/>
-        </w:rPr>
-        <w:t xml:space="preserve"> </w:t>
-      </w:r>
-      <w:proofErr w:type="spellStart"/>
-      <w:r>
-        <w:rPr>
-          <w:rFonts w:ascii="Times New Roman" w:hAnsi="Times New Roman"/>
-          <w:sz w:val="28"/>
-          <w:szCs w:val="28"/>
-          <w:lang w:val="en-GB"/>
-        </w:rPr>
-        <w:t>параметрів</w:t>
-      </w:r>
-      <w:proofErr w:type="spellEnd"/>
-      <w:r>
-        <w:rPr>
-          <w:rFonts w:ascii="Times New Roman" w:hAnsi="Times New Roman"/>
-          <w:sz w:val="28"/>
-          <w:szCs w:val="28"/>
-          <w:lang w:val="en-GB"/>
-        </w:rPr>
-        <w:t xml:space="preserve"> </w:t>
-      </w:r>
-      <w:proofErr w:type="spellStart"/>
-      <w:r>
-        <w:rPr>
-          <w:rFonts w:ascii="Times New Roman" w:hAnsi="Times New Roman"/>
-          <w:sz w:val="28"/>
-          <w:szCs w:val="28"/>
-          <w:lang w:val="en-GB"/>
-        </w:rPr>
-        <w:t>алгоритму</w:t>
-      </w:r>
-      <w:proofErr w:type="spellEnd"/>
-      <w:r>
-        <w:rPr>
-          <w:rFonts w:ascii="Times New Roman" w:hAnsi="Times New Roman"/>
-          <w:sz w:val="28"/>
-          <w:szCs w:val="28"/>
-          <w:lang w:val="en-GB"/>
-        </w:rPr>
-        <w:t xml:space="preserve">. У </w:t>
-      </w:r>
-      <w:proofErr w:type="spellStart"/>
-      <w:r>
-        <w:rPr>
-          <w:rFonts w:ascii="Times New Roman" w:hAnsi="Times New Roman"/>
-          <w:sz w:val="28"/>
-          <w:szCs w:val="28"/>
-          <w:lang w:val="en-GB"/>
-        </w:rPr>
-        <w:t>звіті</w:t>
-      </w:r>
-      <w:proofErr w:type="spellEnd"/>
-      <w:r>
-        <w:rPr>
-          <w:rFonts w:ascii="Times New Roman" w:hAnsi="Times New Roman"/>
-          <w:sz w:val="28"/>
-          <w:szCs w:val="28"/>
-          <w:lang w:val="en-GB"/>
-        </w:rPr>
-        <w:t xml:space="preserve"> </w:t>
-      </w:r>
-      <w:proofErr w:type="spellStart"/>
-      <w:r>
-        <w:rPr>
-          <w:rFonts w:ascii="Times New Roman" w:hAnsi="Times New Roman"/>
-          <w:sz w:val="28"/>
-          <w:szCs w:val="28"/>
-          <w:lang w:val="en-GB"/>
-        </w:rPr>
-        <w:t>навести</w:t>
-      </w:r>
-      <w:proofErr w:type="spellEnd"/>
-      <w:r>
-        <w:rPr>
-          <w:rFonts w:ascii="Times New Roman" w:hAnsi="Times New Roman"/>
-          <w:sz w:val="28"/>
-          <w:szCs w:val="28"/>
-          <w:lang w:val="en-GB"/>
-        </w:rPr>
-        <w:t xml:space="preserve"> </w:t>
-      </w:r>
-      <w:proofErr w:type="spellStart"/>
-      <w:r>
-        <w:rPr>
-          <w:rFonts w:ascii="Times New Roman" w:hAnsi="Times New Roman"/>
-          <w:sz w:val="28"/>
-          <w:szCs w:val="28"/>
-          <w:lang w:val="en-GB"/>
-        </w:rPr>
-        <w:t>протокол</w:t>
-      </w:r>
-      <w:proofErr w:type="spellEnd"/>
-      <w:r>
-        <w:rPr>
-          <w:rFonts w:ascii="Times New Roman" w:hAnsi="Times New Roman"/>
-          <w:sz w:val="28"/>
-          <w:szCs w:val="28"/>
-          <w:lang w:val="en-GB"/>
-        </w:rPr>
-        <w:t xml:space="preserve"> </w:t>
-      </w:r>
-      <w:proofErr w:type="spellStart"/>
-      <w:r>
-        <w:rPr>
-          <w:rFonts w:ascii="Times New Roman" w:hAnsi="Times New Roman"/>
-          <w:sz w:val="28"/>
-          <w:szCs w:val="28"/>
-          <w:lang w:val="en-GB"/>
-        </w:rPr>
-        <w:t>роботи</w:t>
-      </w:r>
-      <w:proofErr w:type="spellEnd"/>
-      <w:r>
-        <w:rPr>
-          <w:rFonts w:ascii="Times New Roman" w:hAnsi="Times New Roman"/>
-          <w:sz w:val="28"/>
-          <w:szCs w:val="28"/>
-          <w:lang w:val="en-GB"/>
-        </w:rPr>
-        <w:t xml:space="preserve"> </w:t>
-      </w:r>
-      <w:proofErr w:type="spellStart"/>
-      <w:r>
-        <w:rPr>
-          <w:rFonts w:ascii="Times New Roman" w:hAnsi="Times New Roman"/>
-          <w:sz w:val="28"/>
-          <w:szCs w:val="28"/>
-          <w:lang w:val="en-GB"/>
-        </w:rPr>
-        <w:t>програми</w:t>
-      </w:r>
-      <w:proofErr w:type="spellEnd"/>
-      <w:r>
-        <w:rPr>
-          <w:rFonts w:ascii="Times New Roman" w:hAnsi="Times New Roman"/>
-          <w:sz w:val="28"/>
-          <w:szCs w:val="28"/>
-          <w:lang w:val="en-GB"/>
-        </w:rPr>
-        <w:t xml:space="preserve">, </w:t>
-      </w:r>
-      <w:proofErr w:type="spellStart"/>
-      <w:r>
-        <w:rPr>
-          <w:rFonts w:ascii="Times New Roman" w:hAnsi="Times New Roman"/>
-          <w:sz w:val="28"/>
-          <w:szCs w:val="28"/>
-          <w:lang w:val="en-GB"/>
-        </w:rPr>
-        <w:t>значення</w:t>
-      </w:r>
-      <w:proofErr w:type="spellEnd"/>
-      <w:r>
-        <w:rPr>
-          <w:rFonts w:ascii="Times New Roman" w:hAnsi="Times New Roman"/>
-          <w:sz w:val="28"/>
-          <w:szCs w:val="28"/>
-          <w:lang w:val="en-GB"/>
-        </w:rPr>
-        <w:t xml:space="preserve"> </w:t>
-      </w:r>
-      <w:proofErr w:type="spellStart"/>
-      <w:r>
-        <w:rPr>
-          <w:rFonts w:ascii="Times New Roman" w:hAnsi="Times New Roman"/>
-          <w:sz w:val="28"/>
-          <w:szCs w:val="28"/>
-          <w:lang w:val="en-GB"/>
-        </w:rPr>
-        <w:t>періоду</w:t>
-      </w:r>
-      <w:proofErr w:type="spellEnd"/>
-      <w:r>
-        <w:rPr>
-          <w:rFonts w:ascii="Times New Roman" w:hAnsi="Times New Roman"/>
-          <w:sz w:val="28"/>
-          <w:szCs w:val="28"/>
-          <w:lang w:val="en-GB"/>
-        </w:rPr>
-        <w:t xml:space="preserve"> </w:t>
-      </w:r>
-      <w:proofErr w:type="spellStart"/>
-      <w:r>
-        <w:rPr>
-          <w:rFonts w:ascii="Times New Roman" w:hAnsi="Times New Roman"/>
-          <w:sz w:val="28"/>
-          <w:szCs w:val="28"/>
-          <w:lang w:val="en-GB"/>
-        </w:rPr>
-        <w:t>функції</w:t>
-      </w:r>
-      <w:proofErr w:type="spellEnd"/>
-      <w:r>
-        <w:rPr>
-          <w:rFonts w:ascii="Times New Roman" w:hAnsi="Times New Roman"/>
-          <w:sz w:val="28"/>
-          <w:szCs w:val="28"/>
-          <w:lang w:val="en-GB"/>
-        </w:rPr>
-        <w:t xml:space="preserve"> </w:t>
-      </w:r>
-      <w:proofErr w:type="spellStart"/>
-      <w:r>
-        <w:rPr>
-          <w:rFonts w:ascii="Times New Roman" w:hAnsi="Times New Roman"/>
-          <w:sz w:val="28"/>
-          <w:szCs w:val="28"/>
-          <w:lang w:val="en-GB"/>
-        </w:rPr>
-        <w:t>генерації</w:t>
-      </w:r>
-      <w:proofErr w:type="spellEnd"/>
-      <w:r>
-        <w:rPr>
-          <w:rFonts w:ascii="Times New Roman" w:hAnsi="Times New Roman"/>
-          <w:sz w:val="28"/>
-          <w:szCs w:val="28"/>
-          <w:lang w:val="en-GB"/>
-        </w:rPr>
-        <w:t xml:space="preserve"> та </w:t>
-      </w:r>
-      <w:proofErr w:type="spellStart"/>
-      <w:r>
-        <w:rPr>
-          <w:rFonts w:ascii="Times New Roman" w:hAnsi="Times New Roman"/>
-          <w:sz w:val="28"/>
-          <w:szCs w:val="28"/>
-          <w:lang w:val="en-GB"/>
-        </w:rPr>
-        <w:t>зробити</w:t>
-      </w:r>
-      <w:proofErr w:type="spellEnd"/>
-      <w:r>
-        <w:rPr>
-          <w:rFonts w:ascii="Times New Roman" w:hAnsi="Times New Roman"/>
-          <w:sz w:val="28"/>
-          <w:szCs w:val="28"/>
-          <w:lang w:val="en-GB"/>
-        </w:rPr>
-        <w:t xml:space="preserve"> </w:t>
-      </w:r>
-      <w:proofErr w:type="spellStart"/>
-      <w:r>
-        <w:rPr>
-          <w:rFonts w:ascii="Times New Roman" w:hAnsi="Times New Roman"/>
-          <w:sz w:val="28"/>
-          <w:szCs w:val="28"/>
-          <w:lang w:val="en-GB"/>
-        </w:rPr>
-        <w:t>висновок</w:t>
-      </w:r>
-      <w:proofErr w:type="spellEnd"/>
-      <w:r>
-        <w:rPr>
-          <w:rFonts w:ascii="Times New Roman" w:hAnsi="Times New Roman"/>
-          <w:sz w:val="28"/>
-          <w:szCs w:val="28"/>
-          <w:lang w:val="en-GB"/>
-        </w:rPr>
-        <w:t xml:space="preserve"> </w:t>
-      </w:r>
-      <w:proofErr w:type="spellStart"/>
-      <w:r>
-        <w:rPr>
-          <w:rFonts w:ascii="Times New Roman" w:hAnsi="Times New Roman"/>
-          <w:sz w:val="28"/>
-          <w:szCs w:val="28"/>
-          <w:lang w:val="en-GB"/>
-        </w:rPr>
-        <w:t>про</w:t>
-      </w:r>
-      <w:proofErr w:type="spellEnd"/>
-      <w:r>
-        <w:rPr>
-          <w:rFonts w:ascii="Times New Roman" w:hAnsi="Times New Roman"/>
-          <w:sz w:val="28"/>
-          <w:szCs w:val="28"/>
-          <w:lang w:val="en-GB"/>
-        </w:rPr>
-        <w:t xml:space="preserve"> </w:t>
-      </w:r>
-      <w:proofErr w:type="spellStart"/>
-      <w:r>
-        <w:rPr>
-          <w:rFonts w:ascii="Times New Roman" w:hAnsi="Times New Roman"/>
-          <w:sz w:val="28"/>
-          <w:szCs w:val="28"/>
-          <w:lang w:val="en-GB"/>
-        </w:rPr>
-        <w:t>придатність</w:t>
-      </w:r>
-      <w:proofErr w:type="spellEnd"/>
-      <w:r>
-        <w:rPr>
-          <w:rFonts w:ascii="Times New Roman" w:hAnsi="Times New Roman"/>
-          <w:sz w:val="28"/>
-          <w:szCs w:val="28"/>
-          <w:lang w:val="en-GB"/>
-        </w:rPr>
-        <w:t xml:space="preserve"> </w:t>
-      </w:r>
-      <w:proofErr w:type="spellStart"/>
-      <w:r>
-        <w:rPr>
-          <w:rFonts w:ascii="Times New Roman" w:hAnsi="Times New Roman"/>
-          <w:sz w:val="28"/>
-          <w:szCs w:val="28"/>
-          <w:lang w:val="en-GB"/>
-        </w:rPr>
-        <w:t>цього</w:t>
-      </w:r>
-      <w:proofErr w:type="spellEnd"/>
-      <w:r>
-        <w:rPr>
-          <w:rFonts w:ascii="Times New Roman" w:hAnsi="Times New Roman"/>
-          <w:sz w:val="28"/>
-          <w:szCs w:val="28"/>
-          <w:lang w:val="en-GB"/>
-        </w:rPr>
-        <w:t xml:space="preserve"> </w:t>
-      </w:r>
-      <w:proofErr w:type="spellStart"/>
-      <w:r>
-        <w:rPr>
-          <w:rFonts w:ascii="Times New Roman" w:hAnsi="Times New Roman"/>
-          <w:sz w:val="28"/>
-          <w:szCs w:val="28"/>
-          <w:lang w:val="en-GB"/>
-        </w:rPr>
-        <w:t>генератора</w:t>
-      </w:r>
-      <w:proofErr w:type="spellEnd"/>
-      <w:r>
-        <w:rPr>
-          <w:rFonts w:ascii="Times New Roman" w:hAnsi="Times New Roman"/>
-          <w:sz w:val="28"/>
-          <w:szCs w:val="28"/>
-          <w:lang w:val="en-GB"/>
-        </w:rPr>
-        <w:t xml:space="preserve"> </w:t>
-      </w:r>
-      <w:proofErr w:type="spellStart"/>
-      <w:r>
-        <w:rPr>
-          <w:rFonts w:ascii="Times New Roman" w:hAnsi="Times New Roman"/>
-          <w:sz w:val="28"/>
-          <w:szCs w:val="28"/>
-          <w:lang w:val="en-GB"/>
-        </w:rPr>
-        <w:t>для</w:t>
-      </w:r>
-      <w:proofErr w:type="spellEnd"/>
-      <w:r>
-        <w:rPr>
-          <w:rFonts w:ascii="Times New Roman" w:hAnsi="Times New Roman"/>
-          <w:sz w:val="28"/>
-          <w:szCs w:val="28"/>
-          <w:lang w:val="en-GB"/>
-        </w:rPr>
-        <w:t xml:space="preserve"> </w:t>
-      </w:r>
-      <w:proofErr w:type="spellStart"/>
-      <w:r>
-        <w:rPr>
-          <w:rFonts w:ascii="Times New Roman" w:hAnsi="Times New Roman"/>
-          <w:sz w:val="28"/>
-          <w:szCs w:val="28"/>
-          <w:lang w:val="en-GB"/>
-        </w:rPr>
-        <w:t>задач</w:t>
-      </w:r>
-      <w:proofErr w:type="spellEnd"/>
-      <w:r>
-        <w:rPr>
-          <w:rFonts w:ascii="Times New Roman" w:hAnsi="Times New Roman"/>
-          <w:sz w:val="28"/>
-          <w:szCs w:val="28"/>
-          <w:lang w:val="en-GB"/>
-        </w:rPr>
-        <w:t xml:space="preserve"> </w:t>
-      </w:r>
-      <w:proofErr w:type="spellStart"/>
-      <w:r>
-        <w:rPr>
-          <w:rFonts w:ascii="Times New Roman" w:hAnsi="Times New Roman"/>
-          <w:sz w:val="28"/>
-          <w:szCs w:val="28"/>
-          <w:lang w:val="en-GB"/>
-        </w:rPr>
-        <w:t>криптографії</w:t>
-      </w:r>
-      <w:proofErr w:type="spellEnd"/>
+        <w:t>Згідно до варіанту, наведеного в таблиці, створити програмну реалізацію генератора псевдовипадкових чисел за алгоритмом лінійного порівняння. Програма повинна генерувати послідовність із заданої при вводі кількості псевдовипадкових чисел, результати повинні як виводитись на екран, так і зберігатись у файл. Перевірити період функції генерації, зробити висновок про адекватність вибору параметрів алгоритму. У звіті навести протокол роботи програми, значення періоду функції генерації та зробити висновок про придатність цього генератора для задач криптографії</w:t>
+      </w:r>
       <w:r>
         <w:rPr>
           <w:rFonts w:ascii="Times New Roman" w:hAnsi="Times New Roman"/>
@@ -4312,25 +2099,14 @@
           <w:szCs w:val="28"/>
         </w:rPr>
       </w:pPr>
-      <w:proofErr w:type="spellStart"/>
-      <w:r>
-        <w:rPr>
-          <w:bCs/>
-          <w:sz w:val="28"/>
-          <w:szCs w:val="28"/>
-        </w:rPr>
-        <w:t>Файл</w:t>
-      </w:r>
-      <w:proofErr w:type="spellEnd"/>
-      <w:r>
-        <w:rPr>
-          <w:bCs/>
-          <w:sz w:val="28"/>
-          <w:szCs w:val="28"/>
-        </w:rPr>
-        <w:t xml:space="preserve"> </w:t>
-      </w:r>
-      <w:proofErr w:type="spellStart"/>
+      <w:r>
+        <w:rPr>
+          <w:bCs/>
+          <w:sz w:val="28"/>
+          <w:szCs w:val="28"/>
+        </w:rPr>
+        <w:t xml:space="preserve">Файл </w:t>
+      </w:r>
       <w:r>
         <w:rPr>
           <w:bCs/>
@@ -4340,7 +2116,6 @@
         </w:rPr>
         <w:t>RandomNumbers.cs</w:t>
       </w:r>
-      <w:proofErr w:type="spellEnd"/>
     </w:p>
     <w:p>
       <w:pPr>
@@ -4377,144 +2152,64 @@
           <w:sz w:val="20"/>
           <w:szCs w:val="20"/>
         </w:rPr>
-        <w:t xml:space="preserve">using </w:t>
-      </w:r>
-      <w:proofErr w:type="spellStart"/>
-      <w:r>
-        <w:rPr>
-          <w:rFonts w:ascii="Courier New" w:hAnsi="Courier New" w:cs="Courier New"/>
-          <w:bCs/>
-          <w:sz w:val="20"/>
-          <w:szCs w:val="20"/>
-        </w:rPr>
-        <w:t>System.Collections.Generic</w:t>
-      </w:r>
-      <w:proofErr w:type="spellEnd"/>
-      <w:r>
-        <w:rPr>
-          <w:rFonts w:ascii="Courier New" w:hAnsi="Courier New" w:cs="Courier New"/>
-          <w:bCs/>
-          <w:sz w:val="20"/>
-          <w:szCs w:val="20"/>
-        </w:rPr>
-        <w:t>;</w:t>
-      </w:r>
-    </w:p>
-    <w:p>
-      <w:pPr>
-        <w:rPr>
-          <w:rFonts w:ascii="Courier New" w:hAnsi="Courier New" w:cs="Courier New"/>
-          <w:bCs/>
-          <w:sz w:val="20"/>
-          <w:szCs w:val="20"/>
-        </w:rPr>
-      </w:pPr>
-      <w:r>
-        <w:rPr>
-          <w:rFonts w:ascii="Courier New" w:hAnsi="Courier New" w:cs="Courier New"/>
-          <w:bCs/>
-          <w:sz w:val="20"/>
-          <w:szCs w:val="20"/>
-        </w:rPr>
-        <w:t xml:space="preserve">using </w:t>
-      </w:r>
-      <w:proofErr w:type="spellStart"/>
-      <w:r>
-        <w:rPr>
-          <w:rFonts w:ascii="Courier New" w:hAnsi="Courier New" w:cs="Courier New"/>
-          <w:bCs/>
-          <w:sz w:val="20"/>
-          <w:szCs w:val="20"/>
-        </w:rPr>
-        <w:t>System.Linq</w:t>
-      </w:r>
-      <w:proofErr w:type="spellEnd"/>
-      <w:r>
-        <w:rPr>
-          <w:rFonts w:ascii="Courier New" w:hAnsi="Courier New" w:cs="Courier New"/>
-          <w:bCs/>
-          <w:sz w:val="20"/>
-          <w:szCs w:val="20"/>
-        </w:rPr>
-        <w:t>;</w:t>
-      </w:r>
-    </w:p>
-    <w:p>
-      <w:pPr>
-        <w:rPr>
-          <w:rFonts w:ascii="Courier New" w:hAnsi="Courier New" w:cs="Courier New"/>
-          <w:bCs/>
-          <w:sz w:val="20"/>
-          <w:szCs w:val="20"/>
-        </w:rPr>
-      </w:pPr>
-      <w:r>
-        <w:rPr>
-          <w:rFonts w:ascii="Courier New" w:hAnsi="Courier New" w:cs="Courier New"/>
-          <w:bCs/>
-          <w:sz w:val="20"/>
-          <w:szCs w:val="20"/>
-        </w:rPr>
-        <w:t xml:space="preserve">using </w:t>
-      </w:r>
-      <w:proofErr w:type="spellStart"/>
-      <w:r>
-        <w:rPr>
-          <w:rFonts w:ascii="Courier New" w:hAnsi="Courier New" w:cs="Courier New"/>
-          <w:bCs/>
-          <w:sz w:val="20"/>
-          <w:szCs w:val="20"/>
-        </w:rPr>
-        <w:t>System.Text</w:t>
-      </w:r>
-      <w:proofErr w:type="spellEnd"/>
-      <w:r>
-        <w:rPr>
-          <w:rFonts w:ascii="Courier New" w:hAnsi="Courier New" w:cs="Courier New"/>
-          <w:bCs/>
-          <w:sz w:val="20"/>
-          <w:szCs w:val="20"/>
-        </w:rPr>
-        <w:t>;</w:t>
-      </w:r>
-    </w:p>
-    <w:p>
-      <w:pPr>
-        <w:rPr>
-          <w:rFonts w:ascii="Courier New" w:hAnsi="Courier New" w:cs="Courier New"/>
-          <w:bCs/>
-          <w:sz w:val="20"/>
-          <w:szCs w:val="20"/>
-        </w:rPr>
-      </w:pPr>
-      <w:r>
-        <w:rPr>
-          <w:rFonts w:ascii="Courier New" w:hAnsi="Courier New" w:cs="Courier New"/>
-          <w:bCs/>
-          <w:sz w:val="20"/>
-          <w:szCs w:val="20"/>
-        </w:rPr>
-        <w:t xml:space="preserve">using </w:t>
-      </w:r>
-      <w:proofErr w:type="spellStart"/>
-      <w:r>
-        <w:rPr>
-          <w:rFonts w:ascii="Courier New" w:hAnsi="Courier New" w:cs="Courier New"/>
-          <w:bCs/>
-          <w:sz w:val="20"/>
-          <w:szCs w:val="20"/>
-        </w:rPr>
-        <w:t>System.Threading.Tasks</w:t>
-      </w:r>
-      <w:proofErr w:type="spellEnd"/>
-      <w:r>
-        <w:rPr>
-          <w:rFonts w:ascii="Courier New" w:hAnsi="Courier New" w:cs="Courier New"/>
-          <w:bCs/>
-          <w:sz w:val="20"/>
-          <w:szCs w:val="20"/>
-        </w:rPr>
-        <w:t>;</w:t>
+        <w:t>using System.Collections.Generic;</w:t>
+      </w:r>
+    </w:p>
+    <w:p>
+      <w:pPr>
+        <w:rPr>
+          <w:rFonts w:ascii="Courier New" w:hAnsi="Courier New" w:cs="Courier New"/>
+          <w:bCs/>
+          <w:sz w:val="20"/>
+          <w:szCs w:val="20"/>
+        </w:rPr>
+      </w:pPr>
+      <w:r>
+        <w:rPr>
+          <w:rFonts w:ascii="Courier New" w:hAnsi="Courier New" w:cs="Courier New"/>
+          <w:bCs/>
+          <w:sz w:val="20"/>
+          <w:szCs w:val="20"/>
+        </w:rPr>
+        <w:t>using System.Linq;</w:t>
+      </w:r>
+    </w:p>
+    <w:p>
+      <w:pPr>
+        <w:rPr>
+          <w:rFonts w:ascii="Courier New" w:hAnsi="Courier New" w:cs="Courier New"/>
+          <w:bCs/>
+          <w:sz w:val="20"/>
+          <w:szCs w:val="20"/>
+        </w:rPr>
+      </w:pPr>
+      <w:r>
+        <w:rPr>
+          <w:rFonts w:ascii="Courier New" w:hAnsi="Courier New" w:cs="Courier New"/>
+          <w:bCs/>
+          <w:sz w:val="20"/>
+          <w:szCs w:val="20"/>
+        </w:rPr>
+        <w:t>using System.Text;</w:t>
+      </w:r>
+    </w:p>
+    <w:p>
+      <w:pPr>
+        <w:rPr>
+          <w:rFonts w:ascii="Courier New" w:hAnsi="Courier New" w:cs="Courier New"/>
+          <w:bCs/>
+          <w:sz w:val="20"/>
+          <w:szCs w:val="20"/>
+        </w:rPr>
+      </w:pPr>
+      <w:r>
+        <w:rPr>
+          <w:rFonts w:ascii="Courier New" w:hAnsi="Courier New" w:cs="Courier New"/>
+          <w:bCs/>
+          <w:sz w:val="20"/>
+          <w:szCs w:val="20"/>
+        </w:rPr>
+        <w:t>using System.Threading.Tasks;</w:t>
       </w:r>
     </w:p>
     <w:p>
@@ -4581,19 +2276,8 @@
           <w:sz w:val="20"/>
           <w:szCs w:val="20"/>
         </w:rPr>
-        <w:t xml:space="preserve">    public class </w:t>
-      </w:r>
-      <w:proofErr w:type="spellStart"/>
-      <w:r>
-        <w:rPr>
-          <w:rFonts w:ascii="Courier New" w:hAnsi="Courier New" w:cs="Courier New"/>
-          <w:bCs/>
-          <w:sz w:val="20"/>
-          <w:szCs w:val="20"/>
-        </w:rPr>
-        <w:t>RandomNumber</w:t>
-      </w:r>
-      <w:proofErr w:type="spellEnd"/>
+        <w:t xml:space="preserve">    public class RandomNumber</w:t>
+      </w:r>
     </w:p>
     <w:p>
       <w:pPr>
@@ -4687,27 +2371,7 @@
           <w:sz w:val="20"/>
           <w:szCs w:val="20"/>
         </w:rPr>
-        <w:t xml:space="preserve">        public </w:t>
-      </w:r>
-      <w:proofErr w:type="spellStart"/>
-      <w:r>
-        <w:rPr>
-          <w:rFonts w:ascii="Courier New" w:hAnsi="Courier New" w:cs="Courier New"/>
-          <w:bCs/>
-          <w:sz w:val="20"/>
-          <w:szCs w:val="20"/>
-        </w:rPr>
-        <w:t>RandomNumber</w:t>
-      </w:r>
-      <w:proofErr w:type="spellEnd"/>
-      <w:r>
-        <w:rPr>
-          <w:rFonts w:ascii="Courier New" w:hAnsi="Courier New" w:cs="Courier New"/>
-          <w:bCs/>
-          <w:sz w:val="20"/>
-          <w:szCs w:val="20"/>
-        </w:rPr>
-        <w:t>(int a, int c, int m)</w:t>
+        <w:t xml:space="preserve">        public RandomNumber(int a, int c, int m)</w:t>
       </w:r>
     </w:p>
     <w:p>
@@ -4783,27 +2447,7 @@
           <w:sz w:val="20"/>
           <w:szCs w:val="20"/>
         </w:rPr>
-        <w:t xml:space="preserve">                throw new </w:t>
-      </w:r>
-      <w:proofErr w:type="spellStart"/>
-      <w:r>
-        <w:rPr>
-          <w:rFonts w:ascii="Courier New" w:hAnsi="Courier New" w:cs="Courier New"/>
-          <w:bCs/>
-          <w:sz w:val="20"/>
-          <w:szCs w:val="20"/>
-        </w:rPr>
-        <w:t>ArgumentException</w:t>
-      </w:r>
-      <w:proofErr w:type="spellEnd"/>
-      <w:r>
-        <w:rPr>
-          <w:rFonts w:ascii="Courier New" w:hAnsi="Courier New" w:cs="Courier New"/>
-          <w:bCs/>
-          <w:sz w:val="20"/>
-          <w:szCs w:val="20"/>
-        </w:rPr>
-        <w:t>("m should be &gt; 0");</w:t>
+        <w:t xml:space="preserve">                throw new ArgumentException("m should be &gt; 0");</w:t>
       </w:r>
     </w:p>
     <w:p>
@@ -4880,47 +2524,7 @@
           <w:sz w:val="20"/>
           <w:szCs w:val="20"/>
         </w:rPr>
-        <w:t xml:space="preserve">                throw new </w:t>
-      </w:r>
-      <w:proofErr w:type="spellStart"/>
-      <w:r>
-        <w:rPr>
-          <w:rFonts w:ascii="Courier New" w:hAnsi="Courier New" w:cs="Courier New"/>
-          <w:bCs/>
-          <w:sz w:val="20"/>
-          <w:szCs w:val="20"/>
-        </w:rPr>
-        <w:t>ArgumentOutOfRangeException</w:t>
-      </w:r>
-      <w:proofErr w:type="spellEnd"/>
-      <w:r>
-        <w:rPr>
-          <w:rFonts w:ascii="Courier New" w:hAnsi="Courier New" w:cs="Courier New"/>
-          <w:bCs/>
-          <w:sz w:val="20"/>
-          <w:szCs w:val="20"/>
-        </w:rPr>
-        <w:t>(</w:t>
-      </w:r>
-      <w:proofErr w:type="spellStart"/>
-      <w:r>
-        <w:rPr>
-          <w:rFonts w:ascii="Courier New" w:hAnsi="Courier New" w:cs="Courier New"/>
-          <w:bCs/>
-          <w:sz w:val="20"/>
-          <w:szCs w:val="20"/>
-        </w:rPr>
-        <w:t>nameof</w:t>
-      </w:r>
-      <w:proofErr w:type="spellEnd"/>
-      <w:r>
-        <w:rPr>
-          <w:rFonts w:ascii="Courier New" w:hAnsi="Courier New" w:cs="Courier New"/>
-          <w:bCs/>
-          <w:sz w:val="20"/>
-          <w:szCs w:val="20"/>
-        </w:rPr>
-        <w:t>(a), "a should be 0 ≤ a &lt; m ");</w:t>
+        <w:t xml:space="preserve">                throw new ArgumentOutOfRangeException(nameof(a), "a should be 0 ≤ a &lt; m ");</w:t>
       </w:r>
     </w:p>
     <w:p>
@@ -4996,47 +2600,7 @@
           <w:sz w:val="20"/>
           <w:szCs w:val="20"/>
         </w:rPr>
-        <w:t xml:space="preserve">                throw new </w:t>
-      </w:r>
-      <w:proofErr w:type="spellStart"/>
-      <w:r>
-        <w:rPr>
-          <w:rFonts w:ascii="Courier New" w:hAnsi="Courier New" w:cs="Courier New"/>
-          <w:bCs/>
-          <w:sz w:val="20"/>
-          <w:szCs w:val="20"/>
-        </w:rPr>
-        <w:t>ArgumentOutOfRangeException</w:t>
-      </w:r>
-      <w:proofErr w:type="spellEnd"/>
-      <w:r>
-        <w:rPr>
-          <w:rFonts w:ascii="Courier New" w:hAnsi="Courier New" w:cs="Courier New"/>
-          <w:bCs/>
-          <w:sz w:val="20"/>
-          <w:szCs w:val="20"/>
-        </w:rPr>
-        <w:t>(</w:t>
-      </w:r>
-      <w:proofErr w:type="spellStart"/>
-      <w:r>
-        <w:rPr>
-          <w:rFonts w:ascii="Courier New" w:hAnsi="Courier New" w:cs="Courier New"/>
-          <w:bCs/>
-          <w:sz w:val="20"/>
-          <w:szCs w:val="20"/>
-        </w:rPr>
-        <w:t>nameof</w:t>
-      </w:r>
-      <w:proofErr w:type="spellEnd"/>
-      <w:r>
-        <w:rPr>
-          <w:rFonts w:ascii="Courier New" w:hAnsi="Courier New" w:cs="Courier New"/>
-          <w:bCs/>
-          <w:sz w:val="20"/>
-          <w:szCs w:val="20"/>
-        </w:rPr>
-        <w:t>(c), "c should be 0 ≤ c &lt; m ");</w:t>
+        <w:t xml:space="preserve">                throw new ArgumentOutOfRangeException(nameof(c), "c should be 0 ≤ c &lt; m ");</w:t>
       </w:r>
     </w:p>
     <w:p>
@@ -5084,105 +2648,45 @@
           <w:sz w:val="20"/>
           <w:szCs w:val="20"/>
         </w:rPr>
-        <w:t xml:space="preserve">            </w:t>
-      </w:r>
-      <w:proofErr w:type="spellStart"/>
-      <w:r>
-        <w:rPr>
-          <w:rFonts w:ascii="Courier New" w:hAnsi="Courier New" w:cs="Courier New"/>
-          <w:bCs/>
-          <w:sz w:val="20"/>
-          <w:szCs w:val="20"/>
-        </w:rPr>
-        <w:t>this.a</w:t>
-      </w:r>
-      <w:proofErr w:type="spellEnd"/>
-      <w:r>
-        <w:rPr>
-          <w:rFonts w:ascii="Courier New" w:hAnsi="Courier New" w:cs="Courier New"/>
-          <w:bCs/>
-          <w:sz w:val="20"/>
-          <w:szCs w:val="20"/>
-        </w:rPr>
-        <w:t xml:space="preserve"> = a;</w:t>
-      </w:r>
-    </w:p>
-    <w:p>
-      <w:pPr>
-        <w:rPr>
-          <w:rFonts w:ascii="Courier New" w:hAnsi="Courier New" w:cs="Courier New"/>
-          <w:bCs/>
-          <w:sz w:val="20"/>
-          <w:szCs w:val="20"/>
-        </w:rPr>
-      </w:pPr>
-      <w:r>
-        <w:rPr>
-          <w:rFonts w:ascii="Courier New" w:hAnsi="Courier New" w:cs="Courier New"/>
-          <w:bCs/>
-          <w:sz w:val="20"/>
-          <w:szCs w:val="20"/>
-        </w:rPr>
-        <w:t xml:space="preserve">            </w:t>
-      </w:r>
-      <w:proofErr w:type="spellStart"/>
-      <w:r>
-        <w:rPr>
-          <w:rFonts w:ascii="Courier New" w:hAnsi="Courier New" w:cs="Courier New"/>
-          <w:bCs/>
-          <w:sz w:val="20"/>
-          <w:szCs w:val="20"/>
-        </w:rPr>
-        <w:t>this.c</w:t>
-      </w:r>
-      <w:proofErr w:type="spellEnd"/>
-      <w:r>
-        <w:rPr>
-          <w:rFonts w:ascii="Courier New" w:hAnsi="Courier New" w:cs="Courier New"/>
-          <w:bCs/>
-          <w:sz w:val="20"/>
-          <w:szCs w:val="20"/>
-        </w:rPr>
-        <w:t xml:space="preserve"> = c;</w:t>
-      </w:r>
-    </w:p>
-    <w:p>
-      <w:pPr>
-        <w:rPr>
-          <w:rFonts w:ascii="Courier New" w:hAnsi="Courier New" w:cs="Courier New"/>
-          <w:bCs/>
-          <w:sz w:val="20"/>
-          <w:szCs w:val="20"/>
-        </w:rPr>
-      </w:pPr>
-      <w:r>
-        <w:rPr>
-          <w:rFonts w:ascii="Courier New" w:hAnsi="Courier New" w:cs="Courier New"/>
-          <w:bCs/>
-          <w:sz w:val="20"/>
-          <w:szCs w:val="20"/>
-        </w:rPr>
-        <w:t xml:space="preserve">            </w:t>
-      </w:r>
-      <w:proofErr w:type="spellStart"/>
-      <w:r>
-        <w:rPr>
-          <w:rFonts w:ascii="Courier New" w:hAnsi="Courier New" w:cs="Courier New"/>
-          <w:bCs/>
-          <w:sz w:val="20"/>
-          <w:szCs w:val="20"/>
-        </w:rPr>
-        <w:t>this.m</w:t>
-      </w:r>
-      <w:proofErr w:type="spellEnd"/>
-      <w:r>
-        <w:rPr>
-          <w:rFonts w:ascii="Courier New" w:hAnsi="Courier New" w:cs="Courier New"/>
-          <w:bCs/>
-          <w:sz w:val="20"/>
-          <w:szCs w:val="20"/>
-        </w:rPr>
-        <w:t xml:space="preserve"> = m;</w:t>
+        <w:t xml:space="preserve">            this.a = a;</w:t>
+      </w:r>
+    </w:p>
+    <w:p>
+      <w:pPr>
+        <w:rPr>
+          <w:rFonts w:ascii="Courier New" w:hAnsi="Courier New" w:cs="Courier New"/>
+          <w:bCs/>
+          <w:sz w:val="20"/>
+          <w:szCs w:val="20"/>
+        </w:rPr>
+      </w:pPr>
+      <w:r>
+        <w:rPr>
+          <w:rFonts w:ascii="Courier New" w:hAnsi="Courier New" w:cs="Courier New"/>
+          <w:bCs/>
+          <w:sz w:val="20"/>
+          <w:szCs w:val="20"/>
+        </w:rPr>
+        <w:t xml:space="preserve">            this.c = c;</w:t>
+      </w:r>
+    </w:p>
+    <w:p>
+      <w:pPr>
+        <w:rPr>
+          <w:rFonts w:ascii="Courier New" w:hAnsi="Courier New" w:cs="Courier New"/>
+          <w:bCs/>
+          <w:sz w:val="20"/>
+          <w:szCs w:val="20"/>
+        </w:rPr>
+      </w:pPr>
+      <w:r>
+        <w:rPr>
+          <w:rFonts w:ascii="Courier New" w:hAnsi="Courier New" w:cs="Courier New"/>
+          <w:bCs/>
+          <w:sz w:val="20"/>
+          <w:szCs w:val="20"/>
+        </w:rPr>
+        <w:t xml:space="preserve">            this.m = m;</w:t>
       </w:r>
     </w:p>
     <w:p>
@@ -5240,27 +2744,7 @@
           <w:sz w:val="20"/>
           <w:szCs w:val="20"/>
         </w:rPr>
-        <w:t xml:space="preserve">        public List&lt;long&gt; </w:t>
-      </w:r>
-      <w:proofErr w:type="spellStart"/>
-      <w:r>
-        <w:rPr>
-          <w:rFonts w:ascii="Courier New" w:hAnsi="Courier New" w:cs="Courier New"/>
-          <w:bCs/>
-          <w:sz w:val="20"/>
-          <w:szCs w:val="20"/>
-        </w:rPr>
-        <w:t>GenerateNumbers</w:t>
-      </w:r>
-      <w:proofErr w:type="spellEnd"/>
-      <w:r>
-        <w:rPr>
-          <w:rFonts w:ascii="Courier New" w:hAnsi="Courier New" w:cs="Courier New"/>
-          <w:bCs/>
-          <w:sz w:val="20"/>
-          <w:szCs w:val="20"/>
-        </w:rPr>
-        <w:t>(long x0, long N)</w:t>
+        <w:t xml:space="preserve">        public List&lt;long&gt; GenerateNumbers(long x0, long N)</w:t>
       </w:r>
     </w:p>
     <w:p>
@@ -5336,47 +2820,7 @@
           <w:sz w:val="20"/>
           <w:szCs w:val="20"/>
         </w:rPr>
-        <w:t xml:space="preserve">                throw new </w:t>
-      </w:r>
-      <w:proofErr w:type="spellStart"/>
-      <w:r>
-        <w:rPr>
-          <w:rFonts w:ascii="Courier New" w:hAnsi="Courier New" w:cs="Courier New"/>
-          <w:bCs/>
-          <w:sz w:val="20"/>
-          <w:szCs w:val="20"/>
-        </w:rPr>
-        <w:t>ArgumentOutOfRangeException</w:t>
-      </w:r>
-      <w:proofErr w:type="spellEnd"/>
-      <w:r>
-        <w:rPr>
-          <w:rFonts w:ascii="Courier New" w:hAnsi="Courier New" w:cs="Courier New"/>
-          <w:bCs/>
-          <w:sz w:val="20"/>
-          <w:szCs w:val="20"/>
-        </w:rPr>
-        <w:t>(</w:t>
-      </w:r>
-      <w:proofErr w:type="spellStart"/>
-      <w:r>
-        <w:rPr>
-          <w:rFonts w:ascii="Courier New" w:hAnsi="Courier New" w:cs="Courier New"/>
-          <w:bCs/>
-          <w:sz w:val="20"/>
-          <w:szCs w:val="20"/>
-        </w:rPr>
-        <w:t>nameof</w:t>
-      </w:r>
-      <w:proofErr w:type="spellEnd"/>
-      <w:r>
-        <w:rPr>
-          <w:rFonts w:ascii="Courier New" w:hAnsi="Courier New" w:cs="Courier New"/>
-          <w:bCs/>
-          <w:sz w:val="20"/>
-          <w:szCs w:val="20"/>
-        </w:rPr>
-        <w:t>(x0), "x0 should be 0 ≤ x0 &lt; m ");</w:t>
+        <w:t xml:space="preserve">                throw new ArgumentOutOfRangeException(nameof(x0), "x0 should be 0 ≤ x0 &lt; m ");</w:t>
       </w:r>
     </w:p>
     <w:p>
@@ -5452,47 +2896,7 @@
           <w:sz w:val="20"/>
           <w:szCs w:val="20"/>
         </w:rPr>
-        <w:t xml:space="preserve">                throw new </w:t>
-      </w:r>
-      <w:proofErr w:type="spellStart"/>
-      <w:r>
-        <w:rPr>
-          <w:rFonts w:ascii="Courier New" w:hAnsi="Courier New" w:cs="Courier New"/>
-          <w:bCs/>
-          <w:sz w:val="20"/>
-          <w:szCs w:val="20"/>
-        </w:rPr>
-        <w:t>ArgumentOutOfRangeException</w:t>
-      </w:r>
-      <w:proofErr w:type="spellEnd"/>
-      <w:r>
-        <w:rPr>
-          <w:rFonts w:ascii="Courier New" w:hAnsi="Courier New" w:cs="Courier New"/>
-          <w:bCs/>
-          <w:sz w:val="20"/>
-          <w:szCs w:val="20"/>
-        </w:rPr>
-        <w:t>(</w:t>
-      </w:r>
-      <w:proofErr w:type="spellStart"/>
-      <w:r>
-        <w:rPr>
-          <w:rFonts w:ascii="Courier New" w:hAnsi="Courier New" w:cs="Courier New"/>
-          <w:bCs/>
-          <w:sz w:val="20"/>
-          <w:szCs w:val="20"/>
-        </w:rPr>
-        <w:t>nameof</w:t>
-      </w:r>
-      <w:proofErr w:type="spellEnd"/>
-      <w:r>
-        <w:rPr>
-          <w:rFonts w:ascii="Courier New" w:hAnsi="Courier New" w:cs="Courier New"/>
-          <w:bCs/>
-          <w:sz w:val="20"/>
-          <w:szCs w:val="20"/>
-        </w:rPr>
-        <w:t>(N), "N should be &gt; 0");</w:t>
+        <w:t xml:space="preserve">                throw new ArgumentOutOfRangeException(nameof(N), "N should be &gt; 0");</w:t>
       </w:r>
     </w:p>
     <w:p>
@@ -5540,27 +2944,7 @@
           <w:sz w:val="20"/>
           <w:szCs w:val="20"/>
         </w:rPr>
-        <w:t xml:space="preserve">            long </w:t>
-      </w:r>
-      <w:proofErr w:type="spellStart"/>
-      <w:r>
-        <w:rPr>
-          <w:rFonts w:ascii="Courier New" w:hAnsi="Courier New" w:cs="Courier New"/>
-          <w:bCs/>
-          <w:sz w:val="20"/>
-          <w:szCs w:val="20"/>
-        </w:rPr>
-        <w:t>xn</w:t>
-      </w:r>
-      <w:proofErr w:type="spellEnd"/>
-      <w:r>
-        <w:rPr>
-          <w:rFonts w:ascii="Courier New" w:hAnsi="Courier New" w:cs="Courier New"/>
-          <w:bCs/>
-          <w:sz w:val="20"/>
-          <w:szCs w:val="20"/>
-        </w:rPr>
-        <w:t xml:space="preserve"> = x0;</w:t>
+        <w:t xml:space="preserve">            long xn = x0;</w:t>
       </w:r>
     </w:p>
     <w:p>
@@ -5598,67 +2982,7 @@
           <w:sz w:val="20"/>
           <w:szCs w:val="20"/>
         </w:rPr>
-        <w:t xml:space="preserve">            for (long </w:t>
-      </w:r>
-      <w:proofErr w:type="spellStart"/>
-      <w:r>
-        <w:rPr>
-          <w:rFonts w:ascii="Courier New" w:hAnsi="Courier New" w:cs="Courier New"/>
-          <w:bCs/>
-          <w:sz w:val="20"/>
-          <w:szCs w:val="20"/>
-        </w:rPr>
-        <w:t>i</w:t>
-      </w:r>
-      <w:proofErr w:type="spellEnd"/>
-      <w:r>
-        <w:rPr>
-          <w:rFonts w:ascii="Courier New" w:hAnsi="Courier New" w:cs="Courier New"/>
-          <w:bCs/>
-          <w:sz w:val="20"/>
-          <w:szCs w:val="20"/>
-        </w:rPr>
-        <w:t xml:space="preserve"> = 0; </w:t>
-      </w:r>
-      <w:proofErr w:type="spellStart"/>
-      <w:r>
-        <w:rPr>
-          <w:rFonts w:ascii="Courier New" w:hAnsi="Courier New" w:cs="Courier New"/>
-          <w:bCs/>
-          <w:sz w:val="20"/>
-          <w:szCs w:val="20"/>
-        </w:rPr>
-        <w:t>i</w:t>
-      </w:r>
-      <w:proofErr w:type="spellEnd"/>
-      <w:r>
-        <w:rPr>
-          <w:rFonts w:ascii="Courier New" w:hAnsi="Courier New" w:cs="Courier New"/>
-          <w:bCs/>
-          <w:sz w:val="20"/>
-          <w:szCs w:val="20"/>
-        </w:rPr>
-        <w:t xml:space="preserve"> &lt; N; </w:t>
-      </w:r>
-      <w:proofErr w:type="spellStart"/>
-      <w:r>
-        <w:rPr>
-          <w:rFonts w:ascii="Courier New" w:hAnsi="Courier New" w:cs="Courier New"/>
-          <w:bCs/>
-          <w:sz w:val="20"/>
-          <w:szCs w:val="20"/>
-        </w:rPr>
-        <w:t>i</w:t>
-      </w:r>
-      <w:proofErr w:type="spellEnd"/>
-      <w:r>
-        <w:rPr>
-          <w:rFonts w:ascii="Courier New" w:hAnsi="Courier New" w:cs="Courier New"/>
-          <w:bCs/>
-          <w:sz w:val="20"/>
-          <w:szCs w:val="20"/>
-        </w:rPr>
-        <w:t>++)</w:t>
+        <w:t xml:space="preserve">            for (long i = 0; i &lt; N; i++)</w:t>
       </w:r>
     </w:p>
     <w:p>
@@ -5696,106 +3020,26 @@
           <w:sz w:val="20"/>
           <w:szCs w:val="20"/>
         </w:rPr>
-        <w:t xml:space="preserve">                </w:t>
-      </w:r>
-      <w:proofErr w:type="spellStart"/>
-      <w:r>
-        <w:rPr>
-          <w:rFonts w:ascii="Courier New" w:hAnsi="Courier New" w:cs="Courier New"/>
-          <w:bCs/>
-          <w:sz w:val="20"/>
-          <w:szCs w:val="20"/>
-        </w:rPr>
-        <w:t>xn</w:t>
-      </w:r>
-      <w:proofErr w:type="spellEnd"/>
-      <w:r>
-        <w:rPr>
-          <w:rFonts w:ascii="Courier New" w:hAnsi="Courier New" w:cs="Courier New"/>
-          <w:bCs/>
-          <w:sz w:val="20"/>
-          <w:szCs w:val="20"/>
-        </w:rPr>
-        <w:t xml:space="preserve"> = LCG(</w:t>
-      </w:r>
-      <w:proofErr w:type="spellStart"/>
-      <w:r>
-        <w:rPr>
-          <w:rFonts w:ascii="Courier New" w:hAnsi="Courier New" w:cs="Courier New"/>
-          <w:bCs/>
-          <w:sz w:val="20"/>
-          <w:szCs w:val="20"/>
-        </w:rPr>
-        <w:t>xn</w:t>
-      </w:r>
-      <w:proofErr w:type="spellEnd"/>
-      <w:r>
-        <w:rPr>
-          <w:rFonts w:ascii="Courier New" w:hAnsi="Courier New" w:cs="Courier New"/>
-          <w:bCs/>
-          <w:sz w:val="20"/>
-          <w:szCs w:val="20"/>
-        </w:rPr>
-        <w:t>);</w:t>
-      </w:r>
-    </w:p>
-    <w:p>
-      <w:pPr>
-        <w:rPr>
-          <w:rFonts w:ascii="Courier New" w:hAnsi="Courier New" w:cs="Courier New"/>
-          <w:bCs/>
-          <w:sz w:val="20"/>
-          <w:szCs w:val="20"/>
-        </w:rPr>
-      </w:pPr>
-      <w:r>
-        <w:rPr>
-          <w:rFonts w:ascii="Courier New" w:hAnsi="Courier New" w:cs="Courier New"/>
-          <w:bCs/>
-          <w:sz w:val="20"/>
-          <w:szCs w:val="20"/>
-        </w:rPr>
-        <w:t xml:space="preserve">                </w:t>
-      </w:r>
-      <w:proofErr w:type="spellStart"/>
-      <w:r>
-        <w:rPr>
-          <w:rFonts w:ascii="Courier New" w:hAnsi="Courier New" w:cs="Courier New"/>
-          <w:bCs/>
-          <w:sz w:val="20"/>
-          <w:szCs w:val="20"/>
-        </w:rPr>
-        <w:t>res.Add</w:t>
-      </w:r>
-      <w:proofErr w:type="spellEnd"/>
-      <w:r>
-        <w:rPr>
-          <w:rFonts w:ascii="Courier New" w:hAnsi="Courier New" w:cs="Courier New"/>
-          <w:bCs/>
-          <w:sz w:val="20"/>
-          <w:szCs w:val="20"/>
-        </w:rPr>
-        <w:t>(</w:t>
-      </w:r>
-      <w:proofErr w:type="spellStart"/>
-      <w:r>
-        <w:rPr>
-          <w:rFonts w:ascii="Courier New" w:hAnsi="Courier New" w:cs="Courier New"/>
-          <w:bCs/>
-          <w:sz w:val="20"/>
-          <w:szCs w:val="20"/>
-        </w:rPr>
-        <w:t>xn</w:t>
-      </w:r>
-      <w:proofErr w:type="spellEnd"/>
-      <w:r>
-        <w:rPr>
-          <w:rFonts w:ascii="Courier New" w:hAnsi="Courier New" w:cs="Courier New"/>
-          <w:bCs/>
-          <w:sz w:val="20"/>
-          <w:szCs w:val="20"/>
-        </w:rPr>
-        <w:t>);</w:t>
+        <w:t xml:space="preserve">                xn = LCG(xn);</w:t>
+      </w:r>
+    </w:p>
+    <w:p>
+      <w:pPr>
+        <w:rPr>
+          <w:rFonts w:ascii="Courier New" w:hAnsi="Courier New" w:cs="Courier New"/>
+          <w:bCs/>
+          <w:sz w:val="20"/>
+          <w:szCs w:val="20"/>
+        </w:rPr>
+      </w:pPr>
+      <w:r>
+        <w:rPr>
+          <w:rFonts w:ascii="Courier New" w:hAnsi="Courier New" w:cs="Courier New"/>
+          <w:bCs/>
+          <w:sz w:val="20"/>
+          <w:szCs w:val="20"/>
+        </w:rPr>
+        <w:t xml:space="preserve">                res.Add(xn);</w:t>
       </w:r>
     </w:p>
     <w:p>
@@ -5881,27 +3125,7 @@
           <w:sz w:val="20"/>
           <w:szCs w:val="20"/>
         </w:rPr>
-        <w:t xml:space="preserve">        public int </w:t>
-      </w:r>
-      <w:proofErr w:type="spellStart"/>
-      <w:r>
-        <w:rPr>
-          <w:rFonts w:ascii="Courier New" w:hAnsi="Courier New" w:cs="Courier New"/>
-          <w:bCs/>
-          <w:sz w:val="20"/>
-          <w:szCs w:val="20"/>
-        </w:rPr>
-        <w:t>GetPeriod</w:t>
-      </w:r>
-      <w:proofErr w:type="spellEnd"/>
-      <w:r>
-        <w:rPr>
-          <w:rFonts w:ascii="Courier New" w:hAnsi="Courier New" w:cs="Courier New"/>
-          <w:bCs/>
-          <w:sz w:val="20"/>
-          <w:szCs w:val="20"/>
-        </w:rPr>
-        <w:t>(long x0)</w:t>
+        <w:t xml:space="preserve">        public int GetPeriod(long x0)</w:t>
       </w:r>
     </w:p>
     <w:p>
@@ -5977,27 +3201,7 @@
           <w:sz w:val="20"/>
           <w:szCs w:val="20"/>
         </w:rPr>
-        <w:t xml:space="preserve">            long </w:t>
-      </w:r>
-      <w:proofErr w:type="spellStart"/>
-      <w:r>
-        <w:rPr>
-          <w:rFonts w:ascii="Courier New" w:hAnsi="Courier New" w:cs="Courier New"/>
-          <w:bCs/>
-          <w:sz w:val="20"/>
-          <w:szCs w:val="20"/>
-        </w:rPr>
-        <w:t>xn</w:t>
-      </w:r>
-      <w:proofErr w:type="spellEnd"/>
-      <w:r>
-        <w:rPr>
-          <w:rFonts w:ascii="Courier New" w:hAnsi="Courier New" w:cs="Courier New"/>
-          <w:bCs/>
-          <w:sz w:val="20"/>
-          <w:szCs w:val="20"/>
-        </w:rPr>
-        <w:t xml:space="preserve"> = x0;</w:t>
+        <w:t xml:space="preserve">            long xn = x0;</w:t>
       </w:r>
     </w:p>
     <w:p>
@@ -6054,106 +3258,26 @@
           <w:sz w:val="20"/>
           <w:szCs w:val="20"/>
         </w:rPr>
-        <w:t xml:space="preserve">                //</w:t>
-      </w:r>
-      <w:proofErr w:type="spellStart"/>
-      <w:r>
-        <w:rPr>
-          <w:rFonts w:ascii="Courier New" w:hAnsi="Courier New" w:cs="Courier New"/>
-          <w:bCs/>
-          <w:sz w:val="20"/>
-          <w:szCs w:val="20"/>
-        </w:rPr>
-        <w:t>numbers.Add</w:t>
-      </w:r>
-      <w:proofErr w:type="spellEnd"/>
-      <w:r>
-        <w:rPr>
-          <w:rFonts w:ascii="Courier New" w:hAnsi="Courier New" w:cs="Courier New"/>
-          <w:bCs/>
-          <w:sz w:val="20"/>
-          <w:szCs w:val="20"/>
-        </w:rPr>
-        <w:t>(</w:t>
-      </w:r>
-      <w:proofErr w:type="spellStart"/>
-      <w:r>
-        <w:rPr>
-          <w:rFonts w:ascii="Courier New" w:hAnsi="Courier New" w:cs="Courier New"/>
-          <w:bCs/>
-          <w:sz w:val="20"/>
-          <w:szCs w:val="20"/>
-        </w:rPr>
-        <w:t>xn</w:t>
-      </w:r>
-      <w:proofErr w:type="spellEnd"/>
-      <w:r>
-        <w:rPr>
-          <w:rFonts w:ascii="Courier New" w:hAnsi="Courier New" w:cs="Courier New"/>
-          <w:bCs/>
-          <w:sz w:val="20"/>
-          <w:szCs w:val="20"/>
-        </w:rPr>
-        <w:t>);</w:t>
-      </w:r>
-    </w:p>
-    <w:p>
-      <w:pPr>
-        <w:rPr>
-          <w:rFonts w:ascii="Courier New" w:hAnsi="Courier New" w:cs="Courier New"/>
-          <w:bCs/>
-          <w:sz w:val="20"/>
-          <w:szCs w:val="20"/>
-        </w:rPr>
-      </w:pPr>
-      <w:r>
-        <w:rPr>
-          <w:rFonts w:ascii="Courier New" w:hAnsi="Courier New" w:cs="Courier New"/>
-          <w:bCs/>
-          <w:sz w:val="20"/>
-          <w:szCs w:val="20"/>
-        </w:rPr>
-        <w:t xml:space="preserve">                </w:t>
-      </w:r>
-      <w:proofErr w:type="spellStart"/>
-      <w:r>
-        <w:rPr>
-          <w:rFonts w:ascii="Courier New" w:hAnsi="Courier New" w:cs="Courier New"/>
-          <w:bCs/>
-          <w:sz w:val="20"/>
-          <w:szCs w:val="20"/>
-        </w:rPr>
-        <w:t>xn</w:t>
-      </w:r>
-      <w:proofErr w:type="spellEnd"/>
-      <w:r>
-        <w:rPr>
-          <w:rFonts w:ascii="Courier New" w:hAnsi="Courier New" w:cs="Courier New"/>
-          <w:bCs/>
-          <w:sz w:val="20"/>
-          <w:szCs w:val="20"/>
-        </w:rPr>
-        <w:t xml:space="preserve"> = LCG(</w:t>
-      </w:r>
-      <w:proofErr w:type="spellStart"/>
-      <w:r>
-        <w:rPr>
-          <w:rFonts w:ascii="Courier New" w:hAnsi="Courier New" w:cs="Courier New"/>
-          <w:bCs/>
-          <w:sz w:val="20"/>
-          <w:szCs w:val="20"/>
-        </w:rPr>
-        <w:t>xn</w:t>
-      </w:r>
-      <w:proofErr w:type="spellEnd"/>
-      <w:r>
-        <w:rPr>
-          <w:rFonts w:ascii="Courier New" w:hAnsi="Courier New" w:cs="Courier New"/>
-          <w:bCs/>
-          <w:sz w:val="20"/>
-          <w:szCs w:val="20"/>
-        </w:rPr>
-        <w:t>);</w:t>
+        <w:t xml:space="preserve">                //numbers.Add(xn);</w:t>
+      </w:r>
+    </w:p>
+    <w:p>
+      <w:pPr>
+        <w:rPr>
+          <w:rFonts w:ascii="Courier New" w:hAnsi="Courier New" w:cs="Courier New"/>
+          <w:bCs/>
+          <w:sz w:val="20"/>
+          <w:szCs w:val="20"/>
+        </w:rPr>
+      </w:pPr>
+      <w:r>
+        <w:rPr>
+          <w:rFonts w:ascii="Courier New" w:hAnsi="Courier New" w:cs="Courier New"/>
+          <w:bCs/>
+          <w:sz w:val="20"/>
+          <w:szCs w:val="20"/>
+        </w:rPr>
+        <w:t xml:space="preserve">                xn = LCG(xn);</w:t>
       </w:r>
     </w:p>
     <w:p>
@@ -6191,125 +3315,45 @@
           <w:sz w:val="20"/>
           <w:szCs w:val="20"/>
         </w:rPr>
-        <w:t xml:space="preserve">            } while (x0 != </w:t>
-      </w:r>
-      <w:proofErr w:type="spellStart"/>
-      <w:r>
-        <w:rPr>
-          <w:rFonts w:ascii="Courier New" w:hAnsi="Courier New" w:cs="Courier New"/>
-          <w:bCs/>
-          <w:sz w:val="20"/>
-          <w:szCs w:val="20"/>
-        </w:rPr>
-        <w:t>xn</w:t>
-      </w:r>
-      <w:proofErr w:type="spellEnd"/>
-      <w:r>
-        <w:rPr>
-          <w:rFonts w:ascii="Courier New" w:hAnsi="Courier New" w:cs="Courier New"/>
-          <w:bCs/>
-          <w:sz w:val="20"/>
-          <w:szCs w:val="20"/>
-        </w:rPr>
-        <w:t>);</w:t>
-      </w:r>
-    </w:p>
-    <w:p>
-      <w:pPr>
-        <w:rPr>
-          <w:rFonts w:ascii="Courier New" w:hAnsi="Courier New" w:cs="Courier New"/>
-          <w:bCs/>
-          <w:sz w:val="20"/>
-          <w:szCs w:val="20"/>
-        </w:rPr>
-      </w:pPr>
-      <w:r>
-        <w:rPr>
-          <w:rFonts w:ascii="Courier New" w:hAnsi="Courier New" w:cs="Courier New"/>
-          <w:bCs/>
-          <w:sz w:val="20"/>
-          <w:szCs w:val="20"/>
-        </w:rPr>
-        <w:t xml:space="preserve">            //</w:t>
-      </w:r>
-      <w:proofErr w:type="spellStart"/>
-      <w:r>
-        <w:rPr>
-          <w:rFonts w:ascii="Courier New" w:hAnsi="Courier New" w:cs="Courier New"/>
-          <w:bCs/>
-          <w:sz w:val="20"/>
-          <w:szCs w:val="20"/>
-        </w:rPr>
-        <w:t>Console.WriteLine</w:t>
-      </w:r>
-      <w:proofErr w:type="spellEnd"/>
-      <w:r>
-        <w:rPr>
-          <w:rFonts w:ascii="Courier New" w:hAnsi="Courier New" w:cs="Courier New"/>
-          <w:bCs/>
-          <w:sz w:val="20"/>
-          <w:szCs w:val="20"/>
-        </w:rPr>
-        <w:t>("\</w:t>
-      </w:r>
-      <w:proofErr w:type="spellStart"/>
-      <w:r>
-        <w:rPr>
-          <w:rFonts w:ascii="Courier New" w:hAnsi="Courier New" w:cs="Courier New"/>
-          <w:bCs/>
-          <w:sz w:val="20"/>
-          <w:szCs w:val="20"/>
-        </w:rPr>
-        <w:t>nPeriod</w:t>
-      </w:r>
-      <w:proofErr w:type="spellEnd"/>
-      <w:r>
-        <w:rPr>
-          <w:rFonts w:ascii="Courier New" w:hAnsi="Courier New" w:cs="Courier New"/>
-          <w:bCs/>
-          <w:sz w:val="20"/>
-          <w:szCs w:val="20"/>
-        </w:rPr>
-        <w:t xml:space="preserve"> numbers:");</w:t>
-      </w:r>
-    </w:p>
-    <w:p>
-      <w:pPr>
-        <w:rPr>
-          <w:rFonts w:ascii="Courier New" w:hAnsi="Courier New" w:cs="Courier New"/>
-          <w:bCs/>
-          <w:sz w:val="20"/>
-          <w:szCs w:val="20"/>
-        </w:rPr>
-      </w:pPr>
-      <w:r>
-        <w:rPr>
-          <w:rFonts w:ascii="Courier New" w:hAnsi="Courier New" w:cs="Courier New"/>
-          <w:bCs/>
-          <w:sz w:val="20"/>
-          <w:szCs w:val="20"/>
-        </w:rPr>
-        <w:t xml:space="preserve">            //</w:t>
-      </w:r>
-      <w:proofErr w:type="spellStart"/>
-      <w:r>
-        <w:rPr>
-          <w:rFonts w:ascii="Courier New" w:hAnsi="Courier New" w:cs="Courier New"/>
-          <w:bCs/>
-          <w:sz w:val="20"/>
-          <w:szCs w:val="20"/>
-        </w:rPr>
-        <w:t>Printer.Print</w:t>
-      </w:r>
-      <w:proofErr w:type="spellEnd"/>
-      <w:r>
-        <w:rPr>
-          <w:rFonts w:ascii="Courier New" w:hAnsi="Courier New" w:cs="Courier New"/>
-          <w:bCs/>
-          <w:sz w:val="20"/>
-          <w:szCs w:val="20"/>
-        </w:rPr>
-        <w:t>(numbers);</w:t>
+        <w:t xml:space="preserve">            } while (x0 != xn);</w:t>
+      </w:r>
+    </w:p>
+    <w:p>
+      <w:pPr>
+        <w:rPr>
+          <w:rFonts w:ascii="Courier New" w:hAnsi="Courier New" w:cs="Courier New"/>
+          <w:bCs/>
+          <w:sz w:val="20"/>
+          <w:szCs w:val="20"/>
+        </w:rPr>
+      </w:pPr>
+      <w:r>
+        <w:rPr>
+          <w:rFonts w:ascii="Courier New" w:hAnsi="Courier New" w:cs="Courier New"/>
+          <w:bCs/>
+          <w:sz w:val="20"/>
+          <w:szCs w:val="20"/>
+        </w:rPr>
+        <w:t xml:space="preserve">            //Console.WriteLine("\nPeriod numbers:");</w:t>
+      </w:r>
+    </w:p>
+    <w:p>
+      <w:pPr>
+        <w:rPr>
+          <w:rFonts w:ascii="Courier New" w:hAnsi="Courier New" w:cs="Courier New"/>
+          <w:bCs/>
+          <w:sz w:val="20"/>
+          <w:szCs w:val="20"/>
+        </w:rPr>
+      </w:pPr>
+      <w:r>
+        <w:rPr>
+          <w:rFonts w:ascii="Courier New" w:hAnsi="Courier New" w:cs="Courier New"/>
+          <w:bCs/>
+          <w:sz w:val="20"/>
+          <w:szCs w:val="20"/>
+        </w:rPr>
+        <w:t xml:space="preserve">            //Printer.Print(numbers);</w:t>
       </w:r>
     </w:p>
     <w:p>
@@ -6414,27 +3458,7 @@
           <w:sz w:val="20"/>
           <w:szCs w:val="20"/>
         </w:rPr>
-        <w:t xml:space="preserve">            return (</w:t>
-      </w:r>
-      <w:proofErr w:type="spellStart"/>
-      <w:r>
-        <w:rPr>
-          <w:rFonts w:ascii="Courier New" w:hAnsi="Courier New" w:cs="Courier New"/>
-          <w:bCs/>
-          <w:sz w:val="20"/>
-          <w:szCs w:val="20"/>
-        </w:rPr>
-        <w:t>this.a</w:t>
-      </w:r>
-      <w:proofErr w:type="spellEnd"/>
-      <w:r>
-        <w:rPr>
-          <w:rFonts w:ascii="Courier New" w:hAnsi="Courier New" w:cs="Courier New"/>
-          <w:bCs/>
-          <w:sz w:val="20"/>
-          <w:szCs w:val="20"/>
-        </w:rPr>
-        <w:t xml:space="preserve"> * x0 + c) % m;</w:t>
+        <w:t xml:space="preserve">            return (this.a * x0 + c) % m;</w:t>
       </w:r>
     </w:p>
     <w:p>
@@ -6505,25 +3529,14 @@
           <w:szCs w:val="28"/>
         </w:rPr>
       </w:pPr>
-      <w:proofErr w:type="spellStart"/>
-      <w:r>
-        <w:rPr>
-          <w:bCs/>
-          <w:sz w:val="28"/>
-          <w:szCs w:val="28"/>
-        </w:rPr>
-        <w:t>Файл</w:t>
-      </w:r>
-      <w:proofErr w:type="spellEnd"/>
-      <w:r>
-        <w:rPr>
-          <w:bCs/>
-          <w:sz w:val="28"/>
-          <w:szCs w:val="28"/>
-        </w:rPr>
-        <w:t xml:space="preserve"> </w:t>
-      </w:r>
-      <w:proofErr w:type="spellStart"/>
+      <w:r>
+        <w:rPr>
+          <w:bCs/>
+          <w:sz w:val="28"/>
+          <w:szCs w:val="28"/>
+        </w:rPr>
+        <w:t xml:space="preserve">Файл </w:t>
+      </w:r>
       <w:r>
         <w:rPr>
           <w:bCs/>
@@ -6533,7 +3546,6 @@
         </w:rPr>
         <w:t>Printer.cs</w:t>
       </w:r>
-      <w:proofErr w:type="spellEnd"/>
     </w:p>
     <w:p>
       <w:pPr>
@@ -6571,144 +3583,64 @@
           <w:sz w:val="20"/>
           <w:szCs w:val="20"/>
         </w:rPr>
-        <w:t xml:space="preserve">using </w:t>
-      </w:r>
-      <w:proofErr w:type="spellStart"/>
-      <w:r>
-        <w:rPr>
-          <w:rFonts w:ascii="Courier New" w:hAnsi="Courier New" w:cs="Courier New"/>
-          <w:bCs/>
-          <w:sz w:val="20"/>
-          <w:szCs w:val="20"/>
-        </w:rPr>
-        <w:t>System.Collections.Generic</w:t>
-      </w:r>
-      <w:proofErr w:type="spellEnd"/>
-      <w:r>
-        <w:rPr>
-          <w:rFonts w:ascii="Courier New" w:hAnsi="Courier New" w:cs="Courier New"/>
-          <w:bCs/>
-          <w:sz w:val="20"/>
-          <w:szCs w:val="20"/>
-        </w:rPr>
-        <w:t>;</w:t>
-      </w:r>
-    </w:p>
-    <w:p>
-      <w:pPr>
-        <w:rPr>
-          <w:rFonts w:ascii="Courier New" w:hAnsi="Courier New" w:cs="Courier New"/>
-          <w:bCs/>
-          <w:sz w:val="20"/>
-          <w:szCs w:val="20"/>
-        </w:rPr>
-      </w:pPr>
-      <w:r>
-        <w:rPr>
-          <w:rFonts w:ascii="Courier New" w:hAnsi="Courier New" w:cs="Courier New"/>
-          <w:bCs/>
-          <w:sz w:val="20"/>
-          <w:szCs w:val="20"/>
-        </w:rPr>
-        <w:t xml:space="preserve">using </w:t>
-      </w:r>
-      <w:proofErr w:type="spellStart"/>
-      <w:r>
-        <w:rPr>
-          <w:rFonts w:ascii="Courier New" w:hAnsi="Courier New" w:cs="Courier New"/>
-          <w:bCs/>
-          <w:sz w:val="20"/>
-          <w:szCs w:val="20"/>
-        </w:rPr>
-        <w:t>System.Linq</w:t>
-      </w:r>
-      <w:proofErr w:type="spellEnd"/>
-      <w:r>
-        <w:rPr>
-          <w:rFonts w:ascii="Courier New" w:hAnsi="Courier New" w:cs="Courier New"/>
-          <w:bCs/>
-          <w:sz w:val="20"/>
-          <w:szCs w:val="20"/>
-        </w:rPr>
-        <w:t>;</w:t>
-      </w:r>
-    </w:p>
-    <w:p>
-      <w:pPr>
-        <w:rPr>
-          <w:rFonts w:ascii="Courier New" w:hAnsi="Courier New" w:cs="Courier New"/>
-          <w:bCs/>
-          <w:sz w:val="20"/>
-          <w:szCs w:val="20"/>
-        </w:rPr>
-      </w:pPr>
-      <w:r>
-        <w:rPr>
-          <w:rFonts w:ascii="Courier New" w:hAnsi="Courier New" w:cs="Courier New"/>
-          <w:bCs/>
-          <w:sz w:val="20"/>
-          <w:szCs w:val="20"/>
-        </w:rPr>
-        <w:t xml:space="preserve">using </w:t>
-      </w:r>
-      <w:proofErr w:type="spellStart"/>
-      <w:r>
-        <w:rPr>
-          <w:rFonts w:ascii="Courier New" w:hAnsi="Courier New" w:cs="Courier New"/>
-          <w:bCs/>
-          <w:sz w:val="20"/>
-          <w:szCs w:val="20"/>
-        </w:rPr>
-        <w:t>System.Text</w:t>
-      </w:r>
-      <w:proofErr w:type="spellEnd"/>
-      <w:r>
-        <w:rPr>
-          <w:rFonts w:ascii="Courier New" w:hAnsi="Courier New" w:cs="Courier New"/>
-          <w:bCs/>
-          <w:sz w:val="20"/>
-          <w:szCs w:val="20"/>
-        </w:rPr>
-        <w:t>;</w:t>
-      </w:r>
-    </w:p>
-    <w:p>
-      <w:pPr>
-        <w:rPr>
-          <w:rFonts w:ascii="Courier New" w:hAnsi="Courier New" w:cs="Courier New"/>
-          <w:bCs/>
-          <w:sz w:val="20"/>
-          <w:szCs w:val="20"/>
-        </w:rPr>
-      </w:pPr>
-      <w:r>
-        <w:rPr>
-          <w:rFonts w:ascii="Courier New" w:hAnsi="Courier New" w:cs="Courier New"/>
-          <w:bCs/>
-          <w:sz w:val="20"/>
-          <w:szCs w:val="20"/>
-        </w:rPr>
-        <w:t xml:space="preserve">using </w:t>
-      </w:r>
-      <w:proofErr w:type="spellStart"/>
-      <w:r>
-        <w:rPr>
-          <w:rFonts w:ascii="Courier New" w:hAnsi="Courier New" w:cs="Courier New"/>
-          <w:bCs/>
-          <w:sz w:val="20"/>
-          <w:szCs w:val="20"/>
-        </w:rPr>
-        <w:t>System.Threading.Tasks</w:t>
-      </w:r>
-      <w:proofErr w:type="spellEnd"/>
-      <w:r>
-        <w:rPr>
-          <w:rFonts w:ascii="Courier New" w:hAnsi="Courier New" w:cs="Courier New"/>
-          <w:bCs/>
-          <w:sz w:val="20"/>
-          <w:szCs w:val="20"/>
-        </w:rPr>
-        <w:t>;</w:t>
+        <w:t>using System.Collections.Generic;</w:t>
+      </w:r>
+    </w:p>
+    <w:p>
+      <w:pPr>
+        <w:rPr>
+          <w:rFonts w:ascii="Courier New" w:hAnsi="Courier New" w:cs="Courier New"/>
+          <w:bCs/>
+          <w:sz w:val="20"/>
+          <w:szCs w:val="20"/>
+        </w:rPr>
+      </w:pPr>
+      <w:r>
+        <w:rPr>
+          <w:rFonts w:ascii="Courier New" w:hAnsi="Courier New" w:cs="Courier New"/>
+          <w:bCs/>
+          <w:sz w:val="20"/>
+          <w:szCs w:val="20"/>
+        </w:rPr>
+        <w:t>using System.Linq;</w:t>
+      </w:r>
+    </w:p>
+    <w:p>
+      <w:pPr>
+        <w:rPr>
+          <w:rFonts w:ascii="Courier New" w:hAnsi="Courier New" w:cs="Courier New"/>
+          <w:bCs/>
+          <w:sz w:val="20"/>
+          <w:szCs w:val="20"/>
+        </w:rPr>
+      </w:pPr>
+      <w:r>
+        <w:rPr>
+          <w:rFonts w:ascii="Courier New" w:hAnsi="Courier New" w:cs="Courier New"/>
+          <w:bCs/>
+          <w:sz w:val="20"/>
+          <w:szCs w:val="20"/>
+        </w:rPr>
+        <w:t>using System.Text;</w:t>
+      </w:r>
+    </w:p>
+    <w:p>
+      <w:pPr>
+        <w:rPr>
+          <w:rFonts w:ascii="Courier New" w:hAnsi="Courier New" w:cs="Courier New"/>
+          <w:bCs/>
+          <w:sz w:val="20"/>
+          <w:szCs w:val="20"/>
+        </w:rPr>
+      </w:pPr>
+      <w:r>
+        <w:rPr>
+          <w:rFonts w:ascii="Courier New" w:hAnsi="Courier New" w:cs="Courier New"/>
+          <w:bCs/>
+          <w:sz w:val="20"/>
+          <w:szCs w:val="20"/>
+        </w:rPr>
+        <w:t>using System.Threading.Tasks;</w:t>
       </w:r>
     </w:p>
     <w:p>
@@ -6813,27 +3745,7 @@
           <w:sz w:val="20"/>
           <w:szCs w:val="20"/>
         </w:rPr>
-        <w:t xml:space="preserve">        public static void Print(List&lt;long&gt; </w:t>
-      </w:r>
-      <w:proofErr w:type="spellStart"/>
-      <w:r>
-        <w:rPr>
-          <w:rFonts w:ascii="Courier New" w:hAnsi="Courier New" w:cs="Courier New"/>
-          <w:bCs/>
-          <w:sz w:val="20"/>
-          <w:szCs w:val="20"/>
-        </w:rPr>
-        <w:t>nums</w:t>
-      </w:r>
-      <w:proofErr w:type="spellEnd"/>
-      <w:r>
-        <w:rPr>
-          <w:rFonts w:ascii="Courier New" w:hAnsi="Courier New" w:cs="Courier New"/>
-          <w:bCs/>
-          <w:sz w:val="20"/>
-          <w:szCs w:val="20"/>
-        </w:rPr>
-        <w:t>)</w:t>
+        <w:t xml:space="preserve">        public static void Print(List&lt;long&gt; nums)</w:t>
       </w:r>
     </w:p>
     <w:p>
@@ -6871,86 +3783,26 @@
           <w:sz w:val="20"/>
           <w:szCs w:val="20"/>
         </w:rPr>
-        <w:t xml:space="preserve">            string text = "{" + </w:t>
-      </w:r>
-      <w:proofErr w:type="spellStart"/>
-      <w:r>
-        <w:rPr>
-          <w:rFonts w:ascii="Courier New" w:hAnsi="Courier New" w:cs="Courier New"/>
-          <w:bCs/>
-          <w:sz w:val="20"/>
-          <w:szCs w:val="20"/>
-        </w:rPr>
-        <w:t>String.Join</w:t>
-      </w:r>
-      <w:proofErr w:type="spellEnd"/>
-      <w:r>
-        <w:rPr>
-          <w:rFonts w:ascii="Courier New" w:hAnsi="Courier New" w:cs="Courier New"/>
-          <w:bCs/>
-          <w:sz w:val="20"/>
-          <w:szCs w:val="20"/>
-        </w:rPr>
-        <w:t xml:space="preserve">(", ", </w:t>
-      </w:r>
-      <w:proofErr w:type="spellStart"/>
-      <w:r>
-        <w:rPr>
-          <w:rFonts w:ascii="Courier New" w:hAnsi="Courier New" w:cs="Courier New"/>
-          <w:bCs/>
-          <w:sz w:val="20"/>
-          <w:szCs w:val="20"/>
-        </w:rPr>
-        <w:t>nums</w:t>
-      </w:r>
-      <w:proofErr w:type="spellEnd"/>
-      <w:r>
-        <w:rPr>
-          <w:rFonts w:ascii="Courier New" w:hAnsi="Courier New" w:cs="Courier New"/>
-          <w:bCs/>
-          <w:sz w:val="20"/>
-          <w:szCs w:val="20"/>
-        </w:rPr>
-        <w:t>) + "}";</w:t>
-      </w:r>
-    </w:p>
-    <w:p>
-      <w:pPr>
-        <w:rPr>
-          <w:rFonts w:ascii="Courier New" w:hAnsi="Courier New" w:cs="Courier New"/>
-          <w:bCs/>
-          <w:sz w:val="20"/>
-          <w:szCs w:val="20"/>
-        </w:rPr>
-      </w:pPr>
-      <w:r>
-        <w:rPr>
-          <w:rFonts w:ascii="Courier New" w:hAnsi="Courier New" w:cs="Courier New"/>
-          <w:bCs/>
-          <w:sz w:val="20"/>
-          <w:szCs w:val="20"/>
-        </w:rPr>
-        <w:t xml:space="preserve">            </w:t>
-      </w:r>
-      <w:proofErr w:type="spellStart"/>
-      <w:r>
-        <w:rPr>
-          <w:rFonts w:ascii="Courier New" w:hAnsi="Courier New" w:cs="Courier New"/>
-          <w:bCs/>
-          <w:sz w:val="20"/>
-          <w:szCs w:val="20"/>
-        </w:rPr>
-        <w:t>Console.WriteLine</w:t>
-      </w:r>
-      <w:proofErr w:type="spellEnd"/>
-      <w:r>
-        <w:rPr>
-          <w:rFonts w:ascii="Courier New" w:hAnsi="Courier New" w:cs="Courier New"/>
-          <w:bCs/>
-          <w:sz w:val="20"/>
-          <w:szCs w:val="20"/>
-        </w:rPr>
-        <w:t>(text);</w:t>
+        <w:t xml:space="preserve">            string text = "{" + String.Join(", ", nums) + "}";</w:t>
+      </w:r>
+    </w:p>
+    <w:p>
+      <w:pPr>
+        <w:rPr>
+          <w:rFonts w:ascii="Courier New" w:hAnsi="Courier New" w:cs="Courier New"/>
+          <w:bCs/>
+          <w:sz w:val="20"/>
+          <w:szCs w:val="20"/>
+        </w:rPr>
+      </w:pPr>
+      <w:r>
+        <w:rPr>
+          <w:rFonts w:ascii="Courier New" w:hAnsi="Courier New" w:cs="Courier New"/>
+          <w:bCs/>
+          <w:sz w:val="20"/>
+          <w:szCs w:val="20"/>
+        </w:rPr>
+        <w:t xml:space="preserve">            Console.WriteLine(text);</w:t>
       </w:r>
     </w:p>
     <w:p>
@@ -7034,25 +3886,14 @@
           <w:lang w:val="en-US"/>
         </w:rPr>
       </w:pPr>
-      <w:proofErr w:type="spellStart"/>
-      <w:r>
-        <w:rPr>
-          <w:bCs/>
-          <w:sz w:val="28"/>
-          <w:szCs w:val="28"/>
-        </w:rPr>
-        <w:t>Файл</w:t>
-      </w:r>
-      <w:proofErr w:type="spellEnd"/>
-      <w:r>
-        <w:rPr>
-          <w:bCs/>
-          <w:sz w:val="28"/>
-          <w:szCs w:val="28"/>
-        </w:rPr>
-        <w:t xml:space="preserve"> </w:t>
-      </w:r>
-      <w:proofErr w:type="spellStart"/>
+      <w:r>
+        <w:rPr>
+          <w:bCs/>
+          <w:sz w:val="28"/>
+          <w:szCs w:val="28"/>
+        </w:rPr>
+        <w:t xml:space="preserve">Файл </w:t>
+      </w:r>
       <w:r>
         <w:rPr>
           <w:bCs/>
@@ -7062,7 +3903,6 @@
         </w:rPr>
         <w:t>DualWriter.cs</w:t>
       </w:r>
-      <w:proofErr w:type="spellEnd"/>
       <w:r>
         <w:rPr>
           <w:bCs/>
@@ -7109,27 +3949,7 @@
           <w:sz w:val="20"/>
           <w:szCs w:val="20"/>
         </w:rPr>
-        <w:t xml:space="preserve">using </w:t>
-      </w:r>
-      <w:proofErr w:type="spellStart"/>
-      <w:r>
-        <w:rPr>
-          <w:rFonts w:ascii="Courier New" w:hAnsi="Courier New" w:cs="Courier New"/>
-          <w:bCs/>
-          <w:sz w:val="20"/>
-          <w:szCs w:val="20"/>
-        </w:rPr>
-        <w:t>System.Collections.Generic</w:t>
-      </w:r>
-      <w:proofErr w:type="spellEnd"/>
-      <w:r>
-        <w:rPr>
-          <w:rFonts w:ascii="Courier New" w:hAnsi="Courier New" w:cs="Courier New"/>
-          <w:bCs/>
-          <w:sz w:val="20"/>
-          <w:szCs w:val="20"/>
-        </w:rPr>
-        <w:t>;</w:t>
+        <w:t>using System.Collections.Generic;</w:t>
       </w:r>
     </w:p>
     <w:p>
@@ -7149,27 +3969,7 @@
           <w:sz w:val="20"/>
           <w:szCs w:val="20"/>
         </w:rPr>
-        <w:t xml:space="preserve">using </w:t>
-      </w:r>
-      <w:proofErr w:type="spellStart"/>
-      <w:r>
-        <w:rPr>
-          <w:rFonts w:ascii="Courier New" w:hAnsi="Courier New" w:cs="Courier New"/>
-          <w:bCs/>
-          <w:sz w:val="20"/>
-          <w:szCs w:val="20"/>
-        </w:rPr>
-        <w:t>System.Linq</w:t>
-      </w:r>
-      <w:proofErr w:type="spellEnd"/>
-      <w:r>
-        <w:rPr>
-          <w:rFonts w:ascii="Courier New" w:hAnsi="Courier New" w:cs="Courier New"/>
-          <w:bCs/>
-          <w:sz w:val="20"/>
-          <w:szCs w:val="20"/>
-        </w:rPr>
-        <w:t>;</w:t>
+        <w:t>using System.Linq;</w:t>
       </w:r>
     </w:p>
     <w:p>
@@ -7189,27 +3989,7 @@
           <w:sz w:val="20"/>
           <w:szCs w:val="20"/>
         </w:rPr>
-        <w:t xml:space="preserve">using </w:t>
-      </w:r>
-      <w:proofErr w:type="spellStart"/>
-      <w:r>
-        <w:rPr>
-          <w:rFonts w:ascii="Courier New" w:hAnsi="Courier New" w:cs="Courier New"/>
-          <w:bCs/>
-          <w:sz w:val="20"/>
-          <w:szCs w:val="20"/>
-        </w:rPr>
-        <w:t>System.Text</w:t>
-      </w:r>
-      <w:proofErr w:type="spellEnd"/>
-      <w:r>
-        <w:rPr>
-          <w:rFonts w:ascii="Courier New" w:hAnsi="Courier New" w:cs="Courier New"/>
-          <w:bCs/>
-          <w:sz w:val="20"/>
-          <w:szCs w:val="20"/>
-        </w:rPr>
-        <w:t>;</w:t>
+        <w:t>using System.Text;</w:t>
       </w:r>
     </w:p>
     <w:p>
@@ -7229,27 +4009,7 @@
           <w:sz w:val="20"/>
           <w:szCs w:val="20"/>
         </w:rPr>
-        <w:t xml:space="preserve">using </w:t>
-      </w:r>
-      <w:proofErr w:type="spellStart"/>
-      <w:r>
-        <w:rPr>
-          <w:rFonts w:ascii="Courier New" w:hAnsi="Courier New" w:cs="Courier New"/>
-          <w:bCs/>
-          <w:sz w:val="20"/>
-          <w:szCs w:val="20"/>
-        </w:rPr>
-        <w:t>System.Threading.Tasks</w:t>
-      </w:r>
-      <w:proofErr w:type="spellEnd"/>
-      <w:r>
-        <w:rPr>
-          <w:rFonts w:ascii="Courier New" w:hAnsi="Courier New" w:cs="Courier New"/>
-          <w:bCs/>
-          <w:sz w:val="20"/>
-          <w:szCs w:val="20"/>
-        </w:rPr>
-        <w:t>;</w:t>
+        <w:t>using System.Threading.Tasks;</w:t>
       </w:r>
     </w:p>
     <w:p>
@@ -7320,39 +4080,8 @@
           <w:sz w:val="20"/>
           <w:szCs w:val="20"/>
         </w:rPr>
-        <w:t xml:space="preserve">    public class </w:t>
-      </w:r>
-      <w:proofErr w:type="spellStart"/>
-      <w:r>
-        <w:rPr>
-          <w:rFonts w:ascii="Courier New" w:hAnsi="Courier New" w:cs="Courier New"/>
-          <w:bCs/>
-          <w:sz w:val="20"/>
-          <w:szCs w:val="20"/>
-        </w:rPr>
-        <w:t>DualWriter</w:t>
-      </w:r>
-      <w:proofErr w:type="spellEnd"/>
-      <w:r>
-        <w:rPr>
-          <w:rFonts w:ascii="Courier New" w:hAnsi="Courier New" w:cs="Courier New"/>
-          <w:bCs/>
-          <w:sz w:val="20"/>
-          <w:szCs w:val="20"/>
-        </w:rPr>
-        <w:t xml:space="preserve"> : </w:t>
-      </w:r>
-      <w:proofErr w:type="spellStart"/>
-      <w:r>
-        <w:rPr>
-          <w:rFonts w:ascii="Courier New" w:hAnsi="Courier New" w:cs="Courier New"/>
-          <w:bCs/>
-          <w:sz w:val="20"/>
-          <w:szCs w:val="20"/>
-        </w:rPr>
-        <w:t>TextWriter</w:t>
-      </w:r>
-      <w:proofErr w:type="spellEnd"/>
+        <w:t xml:space="preserve">    public class DualWriter : TextWriter</w:t>
+      </w:r>
     </w:p>
     <w:p>
       <w:pPr>
@@ -7391,47 +4120,7 @@
           <w:sz w:val="20"/>
           <w:szCs w:val="20"/>
         </w:rPr>
-        <w:t xml:space="preserve">        private </w:t>
-      </w:r>
-      <w:proofErr w:type="spellStart"/>
-      <w:r>
-        <w:rPr>
-          <w:rFonts w:ascii="Courier New" w:hAnsi="Courier New" w:cs="Courier New"/>
-          <w:bCs/>
-          <w:sz w:val="20"/>
-          <w:szCs w:val="20"/>
-        </w:rPr>
-        <w:t>readonly</w:t>
-      </w:r>
-      <w:proofErr w:type="spellEnd"/>
-      <w:r>
-        <w:rPr>
-          <w:rFonts w:ascii="Courier New" w:hAnsi="Courier New" w:cs="Courier New"/>
-          <w:bCs/>
-          <w:sz w:val="20"/>
-          <w:szCs w:val="20"/>
-        </w:rPr>
-        <w:t xml:space="preserve"> </w:t>
-      </w:r>
-      <w:proofErr w:type="spellStart"/>
-      <w:r>
-        <w:rPr>
-          <w:rFonts w:ascii="Courier New" w:hAnsi="Courier New" w:cs="Courier New"/>
-          <w:bCs/>
-          <w:sz w:val="20"/>
-          <w:szCs w:val="20"/>
-        </w:rPr>
-        <w:t>TextWriter</w:t>
-      </w:r>
-      <w:proofErr w:type="spellEnd"/>
-      <w:r>
-        <w:rPr>
-          <w:rFonts w:ascii="Courier New" w:hAnsi="Courier New" w:cs="Courier New"/>
-          <w:bCs/>
-          <w:sz w:val="20"/>
-          <w:szCs w:val="20"/>
-        </w:rPr>
-        <w:t xml:space="preserve"> console;</w:t>
+        <w:t xml:space="preserve">        private readonly TextWriter console;</w:t>
       </w:r>
     </w:p>
     <w:p>
@@ -7451,47 +4140,7 @@
           <w:sz w:val="20"/>
           <w:szCs w:val="20"/>
         </w:rPr>
-        <w:t xml:space="preserve">        private </w:t>
-      </w:r>
-      <w:proofErr w:type="spellStart"/>
-      <w:r>
-        <w:rPr>
-          <w:rFonts w:ascii="Courier New" w:hAnsi="Courier New" w:cs="Courier New"/>
-          <w:bCs/>
-          <w:sz w:val="20"/>
-          <w:szCs w:val="20"/>
-        </w:rPr>
-        <w:t>readonly</w:t>
-      </w:r>
-      <w:proofErr w:type="spellEnd"/>
-      <w:r>
-        <w:rPr>
-          <w:rFonts w:ascii="Courier New" w:hAnsi="Courier New" w:cs="Courier New"/>
-          <w:bCs/>
-          <w:sz w:val="20"/>
-          <w:szCs w:val="20"/>
-        </w:rPr>
-        <w:t xml:space="preserve"> </w:t>
-      </w:r>
-      <w:proofErr w:type="spellStart"/>
-      <w:r>
-        <w:rPr>
-          <w:rFonts w:ascii="Courier New" w:hAnsi="Courier New" w:cs="Courier New"/>
-          <w:bCs/>
-          <w:sz w:val="20"/>
-          <w:szCs w:val="20"/>
-        </w:rPr>
-        <w:t>StreamWriter</w:t>
-      </w:r>
-      <w:proofErr w:type="spellEnd"/>
-      <w:r>
-        <w:rPr>
-          <w:rFonts w:ascii="Courier New" w:hAnsi="Courier New" w:cs="Courier New"/>
-          <w:bCs/>
-          <w:sz w:val="20"/>
-          <w:szCs w:val="20"/>
-        </w:rPr>
-        <w:t xml:space="preserve"> file;</w:t>
+        <w:t xml:space="preserve">        private readonly StreamWriter file;</w:t>
       </w:r>
     </w:p>
     <w:p>
@@ -7511,47 +4160,7 @@
           <w:sz w:val="20"/>
           <w:szCs w:val="20"/>
         </w:rPr>
-        <w:t xml:space="preserve">        public </w:t>
-      </w:r>
-      <w:proofErr w:type="spellStart"/>
-      <w:r>
-        <w:rPr>
-          <w:rFonts w:ascii="Courier New" w:hAnsi="Courier New" w:cs="Courier New"/>
-          <w:bCs/>
-          <w:sz w:val="20"/>
-          <w:szCs w:val="20"/>
-        </w:rPr>
-        <w:t>DualWriter</w:t>
-      </w:r>
-      <w:proofErr w:type="spellEnd"/>
-      <w:r>
-        <w:rPr>
-          <w:rFonts w:ascii="Courier New" w:hAnsi="Courier New" w:cs="Courier New"/>
-          <w:bCs/>
-          <w:sz w:val="20"/>
-          <w:szCs w:val="20"/>
-        </w:rPr>
-        <w:t xml:space="preserve">(string </w:t>
-      </w:r>
-      <w:proofErr w:type="spellStart"/>
-      <w:r>
-        <w:rPr>
-          <w:rFonts w:ascii="Courier New" w:hAnsi="Courier New" w:cs="Courier New"/>
-          <w:bCs/>
-          <w:sz w:val="20"/>
-          <w:szCs w:val="20"/>
-        </w:rPr>
-        <w:t>filePath</w:t>
-      </w:r>
-      <w:proofErr w:type="spellEnd"/>
-      <w:r>
-        <w:rPr>
-          <w:rFonts w:ascii="Courier New" w:hAnsi="Courier New" w:cs="Courier New"/>
-          <w:bCs/>
-          <w:sz w:val="20"/>
-          <w:szCs w:val="20"/>
-        </w:rPr>
-        <w:t>)</w:t>
+        <w:t xml:space="preserve">        public DualWriter(string filePath)</w:t>
       </w:r>
     </w:p>
     <w:p>
@@ -7591,27 +4200,7 @@
           <w:sz w:val="20"/>
           <w:szCs w:val="20"/>
         </w:rPr>
-        <w:t xml:space="preserve">            console = </w:t>
-      </w:r>
-      <w:proofErr w:type="spellStart"/>
-      <w:r>
-        <w:rPr>
-          <w:rFonts w:ascii="Courier New" w:hAnsi="Courier New" w:cs="Courier New"/>
-          <w:bCs/>
-          <w:sz w:val="20"/>
-          <w:szCs w:val="20"/>
-        </w:rPr>
-        <w:t>Console.Out</w:t>
-      </w:r>
-      <w:proofErr w:type="spellEnd"/>
-      <w:r>
-        <w:rPr>
-          <w:rFonts w:ascii="Courier New" w:hAnsi="Courier New" w:cs="Courier New"/>
-          <w:bCs/>
-          <w:sz w:val="20"/>
-          <w:szCs w:val="20"/>
-        </w:rPr>
-        <w:t>;</w:t>
+        <w:t xml:space="preserve">            console = Console.Out;</w:t>
       </w:r>
     </w:p>
     <w:p>
@@ -7631,47 +4220,7 @@
           <w:sz w:val="20"/>
           <w:szCs w:val="20"/>
         </w:rPr>
-        <w:t xml:space="preserve">            file = new </w:t>
-      </w:r>
-      <w:proofErr w:type="spellStart"/>
-      <w:r>
-        <w:rPr>
-          <w:rFonts w:ascii="Courier New" w:hAnsi="Courier New" w:cs="Courier New"/>
-          <w:bCs/>
-          <w:sz w:val="20"/>
-          <w:szCs w:val="20"/>
-        </w:rPr>
-        <w:t>StreamWriter</w:t>
-      </w:r>
-      <w:proofErr w:type="spellEnd"/>
-      <w:r>
-        <w:rPr>
-          <w:rFonts w:ascii="Courier New" w:hAnsi="Courier New" w:cs="Courier New"/>
-          <w:bCs/>
-          <w:sz w:val="20"/>
-          <w:szCs w:val="20"/>
-        </w:rPr>
-        <w:t>(</w:t>
-      </w:r>
-      <w:proofErr w:type="spellStart"/>
-      <w:r>
-        <w:rPr>
-          <w:rFonts w:ascii="Courier New" w:hAnsi="Courier New" w:cs="Courier New"/>
-          <w:bCs/>
-          <w:sz w:val="20"/>
-          <w:szCs w:val="20"/>
-        </w:rPr>
-        <w:t>filePath</w:t>
-      </w:r>
-      <w:proofErr w:type="spellEnd"/>
-      <w:r>
-        <w:rPr>
-          <w:rFonts w:ascii="Courier New" w:hAnsi="Courier New" w:cs="Courier New"/>
-          <w:bCs/>
-          <w:sz w:val="20"/>
-          <w:szCs w:val="20"/>
-        </w:rPr>
-        <w:t>);</w:t>
+        <w:t xml:space="preserve">            file = new StreamWriter(filePath);</w:t>
       </w:r>
     </w:p>
     <w:p>
@@ -7691,27 +4240,7 @@
           <w:sz w:val="20"/>
           <w:szCs w:val="20"/>
         </w:rPr>
-        <w:t xml:space="preserve">            </w:t>
-      </w:r>
-      <w:proofErr w:type="spellStart"/>
-      <w:r>
-        <w:rPr>
-          <w:rFonts w:ascii="Courier New" w:hAnsi="Courier New" w:cs="Courier New"/>
-          <w:bCs/>
-          <w:sz w:val="20"/>
-          <w:szCs w:val="20"/>
-        </w:rPr>
-        <w:t>file.AutoFlush</w:t>
-      </w:r>
-      <w:proofErr w:type="spellEnd"/>
-      <w:r>
-        <w:rPr>
-          <w:rFonts w:ascii="Courier New" w:hAnsi="Courier New" w:cs="Courier New"/>
-          <w:bCs/>
-          <w:sz w:val="20"/>
-          <w:szCs w:val="20"/>
-        </w:rPr>
-        <w:t xml:space="preserve"> = false;</w:t>
+        <w:t xml:space="preserve">            file.AutoFlush = false;</w:t>
       </w:r>
     </w:p>
     <w:p>
@@ -7751,47 +4280,7 @@
           <w:sz w:val="20"/>
           <w:szCs w:val="20"/>
         </w:rPr>
-        <w:t xml:space="preserve">        public override Encoding </w:t>
-      </w:r>
-      <w:proofErr w:type="spellStart"/>
-      <w:r>
-        <w:rPr>
-          <w:rFonts w:ascii="Courier New" w:hAnsi="Courier New" w:cs="Courier New"/>
-          <w:bCs/>
-          <w:sz w:val="20"/>
-          <w:szCs w:val="20"/>
-        </w:rPr>
-        <w:t>Encoding</w:t>
-      </w:r>
-      <w:proofErr w:type="spellEnd"/>
-      <w:r>
-        <w:rPr>
-          <w:rFonts w:ascii="Courier New" w:hAnsi="Courier New" w:cs="Courier New"/>
-          <w:bCs/>
-          <w:sz w:val="20"/>
-          <w:szCs w:val="20"/>
-        </w:rPr>
-        <w:t xml:space="preserve"> =&gt; </w:t>
-      </w:r>
-      <w:proofErr w:type="spellStart"/>
-      <w:r>
-        <w:rPr>
-          <w:rFonts w:ascii="Courier New" w:hAnsi="Courier New" w:cs="Courier New"/>
-          <w:bCs/>
-          <w:sz w:val="20"/>
-          <w:szCs w:val="20"/>
-        </w:rPr>
-        <w:t>console.Encoding</w:t>
-      </w:r>
-      <w:proofErr w:type="spellEnd"/>
-      <w:r>
-        <w:rPr>
-          <w:rFonts w:ascii="Courier New" w:hAnsi="Courier New" w:cs="Courier New"/>
-          <w:bCs/>
-          <w:sz w:val="20"/>
-          <w:szCs w:val="20"/>
-        </w:rPr>
-        <w:t>;</w:t>
+        <w:t xml:space="preserve">        public override Encoding Encoding =&gt; console.Encoding;</w:t>
       </w:r>
     </w:p>
     <w:p>
@@ -7862,27 +4351,7 @@
           <w:sz w:val="20"/>
           <w:szCs w:val="20"/>
         </w:rPr>
-        <w:t xml:space="preserve">            </w:t>
-      </w:r>
-      <w:proofErr w:type="spellStart"/>
-      <w:r>
-        <w:rPr>
-          <w:rFonts w:ascii="Courier New" w:hAnsi="Courier New" w:cs="Courier New"/>
-          <w:bCs/>
-          <w:sz w:val="20"/>
-          <w:szCs w:val="20"/>
-        </w:rPr>
-        <w:t>console.Write</w:t>
-      </w:r>
-      <w:proofErr w:type="spellEnd"/>
-      <w:r>
-        <w:rPr>
-          <w:rFonts w:ascii="Courier New" w:hAnsi="Courier New" w:cs="Courier New"/>
-          <w:bCs/>
-          <w:sz w:val="20"/>
-          <w:szCs w:val="20"/>
-        </w:rPr>
-        <w:t>(value);</w:t>
+        <w:t xml:space="preserve">            console.Write(value);</w:t>
       </w:r>
     </w:p>
     <w:p>
@@ -7902,27 +4371,7 @@
           <w:sz w:val="20"/>
           <w:szCs w:val="20"/>
         </w:rPr>
-        <w:t xml:space="preserve">            </w:t>
-      </w:r>
-      <w:proofErr w:type="spellStart"/>
-      <w:r>
-        <w:rPr>
-          <w:rFonts w:ascii="Courier New" w:hAnsi="Courier New" w:cs="Courier New"/>
-          <w:bCs/>
-          <w:sz w:val="20"/>
-          <w:szCs w:val="20"/>
-        </w:rPr>
-        <w:t>file.Write</w:t>
-      </w:r>
-      <w:proofErr w:type="spellEnd"/>
-      <w:r>
-        <w:rPr>
-          <w:rFonts w:ascii="Courier New" w:hAnsi="Courier New" w:cs="Courier New"/>
-          <w:bCs/>
-          <w:sz w:val="20"/>
-          <w:szCs w:val="20"/>
-        </w:rPr>
-        <w:t>(value);</w:t>
+        <w:t xml:space="preserve">            file.Write(value);</w:t>
       </w:r>
     </w:p>
     <w:p>
@@ -8002,27 +4451,7 @@
           <w:sz w:val="20"/>
           <w:szCs w:val="20"/>
         </w:rPr>
-        <w:t xml:space="preserve">            </w:t>
-      </w:r>
-      <w:proofErr w:type="spellStart"/>
-      <w:r>
-        <w:rPr>
-          <w:rFonts w:ascii="Courier New" w:hAnsi="Courier New" w:cs="Courier New"/>
-          <w:bCs/>
-          <w:sz w:val="20"/>
-          <w:szCs w:val="20"/>
-        </w:rPr>
-        <w:t>console.WriteLine</w:t>
-      </w:r>
-      <w:proofErr w:type="spellEnd"/>
-      <w:r>
-        <w:rPr>
-          <w:rFonts w:ascii="Courier New" w:hAnsi="Courier New" w:cs="Courier New"/>
-          <w:bCs/>
-          <w:sz w:val="20"/>
-          <w:szCs w:val="20"/>
-        </w:rPr>
-        <w:t>(value);</w:t>
+        <w:t xml:space="preserve">            console.WriteLine(value);</w:t>
       </w:r>
     </w:p>
     <w:p>
@@ -8042,27 +4471,7 @@
           <w:sz w:val="20"/>
           <w:szCs w:val="20"/>
         </w:rPr>
-        <w:t xml:space="preserve">            </w:t>
-      </w:r>
-      <w:proofErr w:type="spellStart"/>
-      <w:r>
-        <w:rPr>
-          <w:rFonts w:ascii="Courier New" w:hAnsi="Courier New" w:cs="Courier New"/>
-          <w:bCs/>
-          <w:sz w:val="20"/>
-          <w:szCs w:val="20"/>
-        </w:rPr>
-        <w:t>file.WriteLine</w:t>
-      </w:r>
-      <w:proofErr w:type="spellEnd"/>
-      <w:r>
-        <w:rPr>
-          <w:rFonts w:ascii="Courier New" w:hAnsi="Courier New" w:cs="Courier New"/>
-          <w:bCs/>
-          <w:sz w:val="20"/>
-          <w:szCs w:val="20"/>
-        </w:rPr>
-        <w:t>(value);</w:t>
+        <w:t xml:space="preserve">            file.WriteLine(value);</w:t>
       </w:r>
     </w:p>
     <w:p>
@@ -8182,27 +4591,7 @@
           <w:sz w:val="20"/>
           <w:szCs w:val="20"/>
         </w:rPr>
-        <w:t xml:space="preserve">                </w:t>
-      </w:r>
-      <w:proofErr w:type="spellStart"/>
-      <w:r>
-        <w:rPr>
-          <w:rFonts w:ascii="Courier New" w:hAnsi="Courier New" w:cs="Courier New"/>
-          <w:bCs/>
-          <w:sz w:val="20"/>
-          <w:szCs w:val="20"/>
-        </w:rPr>
-        <w:t>file.Dispose</w:t>
-      </w:r>
-      <w:proofErr w:type="spellEnd"/>
-      <w:r>
-        <w:rPr>
-          <w:rFonts w:ascii="Courier New" w:hAnsi="Courier New" w:cs="Courier New"/>
-          <w:bCs/>
-          <w:sz w:val="20"/>
-          <w:szCs w:val="20"/>
-        </w:rPr>
-        <w:t>();</w:t>
+        <w:t xml:space="preserve">                file.Dispose();</w:t>
       </w:r>
     </w:p>
     <w:p>
@@ -8242,27 +4631,7 @@
           <w:sz w:val="20"/>
           <w:szCs w:val="20"/>
         </w:rPr>
-        <w:t xml:space="preserve">            </w:t>
-      </w:r>
-      <w:proofErr w:type="spellStart"/>
-      <w:r>
-        <w:rPr>
-          <w:rFonts w:ascii="Courier New" w:hAnsi="Courier New" w:cs="Courier New"/>
-          <w:bCs/>
-          <w:sz w:val="20"/>
-          <w:szCs w:val="20"/>
-        </w:rPr>
-        <w:t>base.Dispose</w:t>
-      </w:r>
-      <w:proofErr w:type="spellEnd"/>
-      <w:r>
-        <w:rPr>
-          <w:rFonts w:ascii="Courier New" w:hAnsi="Courier New" w:cs="Courier New"/>
-          <w:bCs/>
-          <w:sz w:val="20"/>
-          <w:szCs w:val="20"/>
-        </w:rPr>
-        <w:t>(disposing);</w:t>
+        <w:t xml:space="preserve">            base.Dispose(disposing);</w:t>
       </w:r>
     </w:p>
     <w:p>
@@ -8336,25 +4705,14 @@
           <w:lang w:val="en-US"/>
         </w:rPr>
       </w:pPr>
-      <w:proofErr w:type="spellStart"/>
-      <w:r>
-        <w:rPr>
-          <w:bCs/>
-          <w:sz w:val="28"/>
-          <w:szCs w:val="28"/>
-        </w:rPr>
-        <w:t>Файл</w:t>
-      </w:r>
-      <w:proofErr w:type="spellEnd"/>
-      <w:r>
-        <w:rPr>
-          <w:bCs/>
-          <w:sz w:val="28"/>
-          <w:szCs w:val="28"/>
-        </w:rPr>
-        <w:t xml:space="preserve"> </w:t>
-      </w:r>
-      <w:proofErr w:type="spellStart"/>
+      <w:r>
+        <w:rPr>
+          <w:bCs/>
+          <w:sz w:val="28"/>
+          <w:szCs w:val="28"/>
+        </w:rPr>
+        <w:t xml:space="preserve">Файл </w:t>
+      </w:r>
       <w:r>
         <w:rPr>
           <w:bCs/>
@@ -8364,7 +4722,6 @@
         </w:rPr>
         <w:t>Program.cs</w:t>
       </w:r>
-      <w:proofErr w:type="spellEnd"/>
     </w:p>
     <w:p>
       <w:pPr>
@@ -8454,27 +4811,7 @@
           <w:sz w:val="20"/>
           <w:szCs w:val="20"/>
         </w:rPr>
-        <w:t xml:space="preserve">    static void Main(string[] </w:t>
-      </w:r>
-      <w:proofErr w:type="spellStart"/>
-      <w:r>
-        <w:rPr>
-          <w:rFonts w:ascii="Courier New" w:hAnsi="Courier New" w:cs="Courier New"/>
-          <w:bCs/>
-          <w:sz w:val="20"/>
-          <w:szCs w:val="20"/>
-        </w:rPr>
-        <w:t>args</w:t>
-      </w:r>
-      <w:proofErr w:type="spellEnd"/>
-      <w:r>
-        <w:rPr>
-          <w:rFonts w:ascii="Courier New" w:hAnsi="Courier New" w:cs="Courier New"/>
-          <w:bCs/>
-          <w:sz w:val="20"/>
-          <w:szCs w:val="20"/>
-        </w:rPr>
-        <w:t>)</w:t>
+        <w:t xml:space="preserve">    static void Main(string[] args)</w:t>
       </w:r>
     </w:p>
     <w:p>
@@ -8514,27 +4851,7 @@
           <w:sz w:val="20"/>
           <w:szCs w:val="20"/>
         </w:rPr>
-        <w:t xml:space="preserve">        using var writer = new </w:t>
-      </w:r>
-      <w:proofErr w:type="spellStart"/>
-      <w:r>
-        <w:rPr>
-          <w:rFonts w:ascii="Courier New" w:hAnsi="Courier New" w:cs="Courier New"/>
-          <w:bCs/>
-          <w:sz w:val="20"/>
-          <w:szCs w:val="20"/>
-        </w:rPr>
-        <w:t>DualWriter</w:t>
-      </w:r>
-      <w:proofErr w:type="spellEnd"/>
-      <w:r>
-        <w:rPr>
-          <w:rFonts w:ascii="Courier New" w:hAnsi="Courier New" w:cs="Courier New"/>
-          <w:bCs/>
-          <w:sz w:val="20"/>
-          <w:szCs w:val="20"/>
-        </w:rPr>
-        <w:t>("output.txt");</w:t>
+        <w:t xml:space="preserve">        using var writer = new DualWriter("output.txt");</w:t>
       </w:r>
     </w:p>
     <w:p>
@@ -8554,27 +4871,7 @@
           <w:sz w:val="20"/>
           <w:szCs w:val="20"/>
         </w:rPr>
-        <w:t xml:space="preserve">        </w:t>
-      </w:r>
-      <w:proofErr w:type="spellStart"/>
-      <w:r>
-        <w:rPr>
-          <w:rFonts w:ascii="Courier New" w:hAnsi="Courier New" w:cs="Courier New"/>
-          <w:bCs/>
-          <w:sz w:val="20"/>
-          <w:szCs w:val="20"/>
-        </w:rPr>
-        <w:t>Console.SetOut</w:t>
-      </w:r>
-      <w:proofErr w:type="spellEnd"/>
-      <w:r>
-        <w:rPr>
-          <w:rFonts w:ascii="Courier New" w:hAnsi="Courier New" w:cs="Courier New"/>
-          <w:bCs/>
-          <w:sz w:val="20"/>
-          <w:szCs w:val="20"/>
-        </w:rPr>
-        <w:t>(writer);</w:t>
+        <w:t xml:space="preserve">        Console.SetOut(writer);</w:t>
       </w:r>
     </w:p>
     <w:p>
@@ -8605,27 +4902,7 @@
           <w:sz w:val="20"/>
           <w:szCs w:val="20"/>
         </w:rPr>
-        <w:t xml:space="preserve">        int a = (int)</w:t>
-      </w:r>
-      <w:proofErr w:type="spellStart"/>
-      <w:r>
-        <w:rPr>
-          <w:rFonts w:ascii="Courier New" w:hAnsi="Courier New" w:cs="Courier New"/>
-          <w:bCs/>
-          <w:sz w:val="20"/>
-          <w:szCs w:val="20"/>
-        </w:rPr>
-        <w:t>Math.Pow</w:t>
-      </w:r>
-      <w:proofErr w:type="spellEnd"/>
-      <w:r>
-        <w:rPr>
-          <w:rFonts w:ascii="Courier New" w:hAnsi="Courier New" w:cs="Courier New"/>
-          <w:bCs/>
-          <w:sz w:val="20"/>
-          <w:szCs w:val="20"/>
-        </w:rPr>
-        <w:t>(9, 3), c = 233, m = (1 &lt;&lt; 22) - 1, x0 = 5;</w:t>
+        <w:t xml:space="preserve">        int a = (int)Math.Pow(9, 3), c = 233, m = (1 &lt;&lt; 22) - 1, x0 = 5;</w:t>
       </w:r>
     </w:p>
     <w:p>
@@ -8645,27 +4922,7 @@
           <w:sz w:val="20"/>
           <w:szCs w:val="20"/>
         </w:rPr>
-        <w:t xml:space="preserve">        </w:t>
-      </w:r>
-      <w:proofErr w:type="spellStart"/>
-      <w:r>
-        <w:rPr>
-          <w:rFonts w:ascii="Courier New" w:hAnsi="Courier New" w:cs="Courier New"/>
-          <w:bCs/>
-          <w:sz w:val="20"/>
-          <w:szCs w:val="20"/>
-        </w:rPr>
-        <w:t>Console.Write</w:t>
-      </w:r>
-      <w:proofErr w:type="spellEnd"/>
-      <w:r>
-        <w:rPr>
-          <w:rFonts w:ascii="Courier New" w:hAnsi="Courier New" w:cs="Courier New"/>
-          <w:bCs/>
-          <w:sz w:val="20"/>
-          <w:szCs w:val="20"/>
-        </w:rPr>
-        <w:t>("Enter N: ");</w:t>
+        <w:t xml:space="preserve">        Console.Write("Enter N: ");</w:t>
       </w:r>
     </w:p>
     <w:p>
@@ -8685,47 +4942,7 @@
           <w:sz w:val="20"/>
           <w:szCs w:val="20"/>
         </w:rPr>
-        <w:t xml:space="preserve">        if (!</w:t>
-      </w:r>
-      <w:proofErr w:type="spellStart"/>
-      <w:r>
-        <w:rPr>
-          <w:rFonts w:ascii="Courier New" w:hAnsi="Courier New" w:cs="Courier New"/>
-          <w:bCs/>
-          <w:sz w:val="20"/>
-          <w:szCs w:val="20"/>
-        </w:rPr>
-        <w:t>int.TryParse</w:t>
-      </w:r>
-      <w:proofErr w:type="spellEnd"/>
-      <w:r>
-        <w:rPr>
-          <w:rFonts w:ascii="Courier New" w:hAnsi="Courier New" w:cs="Courier New"/>
-          <w:bCs/>
-          <w:sz w:val="20"/>
-          <w:szCs w:val="20"/>
-        </w:rPr>
-        <w:t>(</w:t>
-      </w:r>
-      <w:proofErr w:type="spellStart"/>
-      <w:r>
-        <w:rPr>
-          <w:rFonts w:ascii="Courier New" w:hAnsi="Courier New" w:cs="Courier New"/>
-          <w:bCs/>
-          <w:sz w:val="20"/>
-          <w:szCs w:val="20"/>
-        </w:rPr>
-        <w:t>Console.ReadLine</w:t>
-      </w:r>
-      <w:proofErr w:type="spellEnd"/>
-      <w:r>
-        <w:rPr>
-          <w:rFonts w:ascii="Courier New" w:hAnsi="Courier New" w:cs="Courier New"/>
-          <w:bCs/>
-          <w:sz w:val="20"/>
-          <w:szCs w:val="20"/>
-        </w:rPr>
-        <w:t>(), out int N))</w:t>
+        <w:t xml:space="preserve">        if (!int.TryParse(Console.ReadLine(), out int N))</w:t>
       </w:r>
     </w:p>
     <w:p>
@@ -8765,27 +4982,7 @@
           <w:sz w:val="20"/>
           <w:szCs w:val="20"/>
         </w:rPr>
-        <w:t xml:space="preserve">            </w:t>
-      </w:r>
-      <w:proofErr w:type="spellStart"/>
-      <w:r>
-        <w:rPr>
-          <w:rFonts w:ascii="Courier New" w:hAnsi="Courier New" w:cs="Courier New"/>
-          <w:bCs/>
-          <w:sz w:val="20"/>
-          <w:szCs w:val="20"/>
-        </w:rPr>
-        <w:t>Console.WriteLine</w:t>
-      </w:r>
-      <w:proofErr w:type="spellEnd"/>
-      <w:r>
-        <w:rPr>
-          <w:rFonts w:ascii="Courier New" w:hAnsi="Courier New" w:cs="Courier New"/>
-          <w:bCs/>
-          <w:sz w:val="20"/>
-          <w:szCs w:val="20"/>
-        </w:rPr>
-        <w:t>("N should be a number");</w:t>
+        <w:t xml:space="preserve">            Console.WriteLine("N should be a number");</w:t>
       </w:r>
     </w:p>
     <w:p>
@@ -8896,27 +5093,7 @@
           <w:sz w:val="20"/>
           <w:szCs w:val="20"/>
         </w:rPr>
-        <w:t xml:space="preserve">            var random = new </w:t>
-      </w:r>
-      <w:proofErr w:type="spellStart"/>
-      <w:r>
-        <w:rPr>
-          <w:rFonts w:ascii="Courier New" w:hAnsi="Courier New" w:cs="Courier New"/>
-          <w:bCs/>
-          <w:sz w:val="20"/>
-          <w:szCs w:val="20"/>
-        </w:rPr>
-        <w:t>RandomNumber</w:t>
-      </w:r>
-      <w:proofErr w:type="spellEnd"/>
-      <w:r>
-        <w:rPr>
-          <w:rFonts w:ascii="Courier New" w:hAnsi="Courier New" w:cs="Courier New"/>
-          <w:bCs/>
-          <w:sz w:val="20"/>
-          <w:szCs w:val="20"/>
-        </w:rPr>
-        <w:t>(a, c, m);</w:t>
+        <w:t xml:space="preserve">            var random = new RandomNumber(a, c, m);</w:t>
       </w:r>
     </w:p>
     <w:p>
@@ -8936,47 +5113,7 @@
           <w:sz w:val="20"/>
           <w:szCs w:val="20"/>
         </w:rPr>
-        <w:t xml:space="preserve">            var </w:t>
-      </w:r>
-      <w:proofErr w:type="spellStart"/>
-      <w:r>
-        <w:rPr>
-          <w:rFonts w:ascii="Courier New" w:hAnsi="Courier New" w:cs="Courier New"/>
-          <w:bCs/>
-          <w:sz w:val="20"/>
-          <w:szCs w:val="20"/>
-        </w:rPr>
-        <w:t>nums</w:t>
-      </w:r>
-      <w:proofErr w:type="spellEnd"/>
-      <w:r>
-        <w:rPr>
-          <w:rFonts w:ascii="Courier New" w:hAnsi="Courier New" w:cs="Courier New"/>
-          <w:bCs/>
-          <w:sz w:val="20"/>
-          <w:szCs w:val="20"/>
-        </w:rPr>
-        <w:t xml:space="preserve"> = </w:t>
-      </w:r>
-      <w:proofErr w:type="spellStart"/>
-      <w:r>
-        <w:rPr>
-          <w:rFonts w:ascii="Courier New" w:hAnsi="Courier New" w:cs="Courier New"/>
-          <w:bCs/>
-          <w:sz w:val="20"/>
-          <w:szCs w:val="20"/>
-        </w:rPr>
-        <w:t>random.GenerateNumbers</w:t>
-      </w:r>
-      <w:proofErr w:type="spellEnd"/>
-      <w:r>
-        <w:rPr>
-          <w:rFonts w:ascii="Courier New" w:hAnsi="Courier New" w:cs="Courier New"/>
-          <w:bCs/>
-          <w:sz w:val="20"/>
-          <w:szCs w:val="20"/>
-        </w:rPr>
-        <w:t>(x0, N);</w:t>
+        <w:t xml:space="preserve">            var nums = random.GenerateNumbers(x0, N);</w:t>
       </w:r>
     </w:p>
     <w:p>
@@ -8996,47 +5133,7 @@
           <w:sz w:val="20"/>
           <w:szCs w:val="20"/>
         </w:rPr>
-        <w:t xml:space="preserve">            </w:t>
-      </w:r>
-      <w:proofErr w:type="spellStart"/>
-      <w:r>
-        <w:rPr>
-          <w:rFonts w:ascii="Courier New" w:hAnsi="Courier New" w:cs="Courier New"/>
-          <w:bCs/>
-          <w:sz w:val="20"/>
-          <w:szCs w:val="20"/>
-        </w:rPr>
-        <w:t>Printer.Print</w:t>
-      </w:r>
-      <w:proofErr w:type="spellEnd"/>
-      <w:r>
-        <w:rPr>
-          <w:rFonts w:ascii="Courier New" w:hAnsi="Courier New" w:cs="Courier New"/>
-          <w:bCs/>
-          <w:sz w:val="20"/>
-          <w:szCs w:val="20"/>
-        </w:rPr>
-        <w:t>(</w:t>
-      </w:r>
-      <w:proofErr w:type="spellStart"/>
-      <w:r>
-        <w:rPr>
-          <w:rFonts w:ascii="Courier New" w:hAnsi="Courier New" w:cs="Courier New"/>
-          <w:bCs/>
-          <w:sz w:val="20"/>
-          <w:szCs w:val="20"/>
-        </w:rPr>
-        <w:t>nums</w:t>
-      </w:r>
-      <w:proofErr w:type="spellEnd"/>
-      <w:r>
-        <w:rPr>
-          <w:rFonts w:ascii="Courier New" w:hAnsi="Courier New" w:cs="Courier New"/>
-          <w:bCs/>
-          <w:sz w:val="20"/>
-          <w:szCs w:val="20"/>
-        </w:rPr>
-        <w:t>);</w:t>
+        <w:t xml:space="preserve">            Printer.Print(nums);</w:t>
       </w:r>
     </w:p>
     <w:p>
@@ -9067,27 +5164,7 @@
           <w:sz w:val="20"/>
           <w:szCs w:val="20"/>
         </w:rPr>
-        <w:t xml:space="preserve">            int period = </w:t>
-      </w:r>
-      <w:proofErr w:type="spellStart"/>
-      <w:r>
-        <w:rPr>
-          <w:rFonts w:ascii="Courier New" w:hAnsi="Courier New" w:cs="Courier New"/>
-          <w:bCs/>
-          <w:sz w:val="20"/>
-          <w:szCs w:val="20"/>
-        </w:rPr>
-        <w:t>random.GetPeriod</w:t>
-      </w:r>
-      <w:proofErr w:type="spellEnd"/>
-      <w:r>
-        <w:rPr>
-          <w:rFonts w:ascii="Courier New" w:hAnsi="Courier New" w:cs="Courier New"/>
-          <w:bCs/>
-          <w:sz w:val="20"/>
-          <w:szCs w:val="20"/>
-        </w:rPr>
-        <w:t>(x0);</w:t>
+        <w:t xml:space="preserve">            int period = random.GetPeriod(x0);</w:t>
       </w:r>
     </w:p>
     <w:p>
@@ -9107,27 +5184,7 @@
           <w:sz w:val="20"/>
           <w:szCs w:val="20"/>
         </w:rPr>
-        <w:t xml:space="preserve">            </w:t>
-      </w:r>
-      <w:proofErr w:type="spellStart"/>
-      <w:r>
-        <w:rPr>
-          <w:rFonts w:ascii="Courier New" w:hAnsi="Courier New" w:cs="Courier New"/>
-          <w:bCs/>
-          <w:sz w:val="20"/>
-          <w:szCs w:val="20"/>
-        </w:rPr>
-        <w:t>Console.WriteLine</w:t>
-      </w:r>
-      <w:proofErr w:type="spellEnd"/>
-      <w:r>
-        <w:rPr>
-          <w:rFonts w:ascii="Courier New" w:hAnsi="Courier New" w:cs="Courier New"/>
-          <w:bCs/>
-          <w:sz w:val="20"/>
-          <w:szCs w:val="20"/>
-        </w:rPr>
-        <w:t>($"Period: {period}");</w:t>
+        <w:t xml:space="preserve">            Console.WriteLine($"Period: {period}");</w:t>
       </w:r>
     </w:p>
     <w:p>
@@ -9207,47 +5264,7 @@
           <w:sz w:val="20"/>
           <w:szCs w:val="20"/>
         </w:rPr>
-        <w:t xml:space="preserve">            </w:t>
-      </w:r>
-      <w:proofErr w:type="spellStart"/>
-      <w:r>
-        <w:rPr>
-          <w:rFonts w:ascii="Courier New" w:hAnsi="Courier New" w:cs="Courier New"/>
-          <w:bCs/>
-          <w:sz w:val="20"/>
-          <w:szCs w:val="20"/>
-        </w:rPr>
-        <w:t>Console.WriteLine</w:t>
-      </w:r>
-      <w:proofErr w:type="spellEnd"/>
-      <w:r>
-        <w:rPr>
-          <w:rFonts w:ascii="Courier New" w:hAnsi="Courier New" w:cs="Courier New"/>
-          <w:bCs/>
-          <w:sz w:val="20"/>
-          <w:szCs w:val="20"/>
-        </w:rPr>
-        <w:t>($"Error: {</w:t>
-      </w:r>
-      <w:proofErr w:type="spellStart"/>
-      <w:r>
-        <w:rPr>
-          <w:rFonts w:ascii="Courier New" w:hAnsi="Courier New" w:cs="Courier New"/>
-          <w:bCs/>
-          <w:sz w:val="20"/>
-          <w:szCs w:val="20"/>
-        </w:rPr>
-        <w:t>ex.Message</w:t>
-      </w:r>
-      <w:proofErr w:type="spellEnd"/>
-      <w:r>
-        <w:rPr>
-          <w:rFonts w:ascii="Courier New" w:hAnsi="Courier New" w:cs="Courier New"/>
-          <w:bCs/>
-          <w:sz w:val="20"/>
-          <w:szCs w:val="20"/>
-        </w:rPr>
-        <w:t>}");</w:t>
+        <w:t xml:space="preserve">            Console.WriteLine($"Error: {ex.Message}");</w:t>
       </w:r>
     </w:p>
     <w:p>
@@ -9550,25 +5567,7 @@
           <w:lang w:val="uk-UA"/>
         </w:rPr>
         <w:lastRenderedPageBreak/>
-        <w:t xml:space="preserve">одне значення з послідовності, можна отримати всі наступні. Перевагою алгоритму лінійного порівняння є те, що якщо вибрати адекватні множник та модуль порівняння, то створювана послідовність чисел виявляється статистично </w:t>
-      </w:r>
-      <w:proofErr w:type="spellStart"/>
-      <w:r>
-        <w:rPr>
-          <w:sz w:val="28"/>
-          <w:szCs w:val="28"/>
-          <w:lang w:val="uk-UA"/>
-        </w:rPr>
-        <w:t>невідрізнимою</w:t>
-      </w:r>
-      <w:proofErr w:type="spellEnd"/>
-      <w:r>
-        <w:rPr>
-          <w:sz w:val="28"/>
-          <w:szCs w:val="28"/>
-          <w:lang w:val="uk-UA"/>
-        </w:rPr>
-        <w:t xml:space="preserve"> від послідовності чисел, що вибираються випадково.</w:t>
+        <w:t>одне значення з послідовності, можна отримати всі наступні. Перевагою алгоритму лінійного порівняння є те, що якщо вибрати адекватні множник та модуль порівняння, то створювана послідовність чисел виявляється статистично невідрізнимою від послідовності чисел, що вибираються випадково.</w:t>
       </w:r>
     </w:p>
     <w:p>
